--- a/5.人员管理/2.运行记录类文件/JXTX-05-10-人员管理计划.docx
+++ b/5.人员管理/2.运行记录类文件/JXTX-05-10-人员管理计划.docx
@@ -21,7 +21,7 @@
         <w:spacing w:before="3120" w:beforeLines="1000"/>
         <w:textAlignment w:val="baseline"/>
       </w:pPr>
-      <w:bookmarkStart w:id="0" w:name="_Toc12562"/>
+      <w:bookmarkStart w:id="0" w:name="_Toc17623"/>
       <w:r>
         <w:drawing>
           <wp:anchor distT="0" distB="0" distL="114300" distR="114300" simplePos="0" relativeHeight="251661312" behindDoc="1" locked="0" layoutInCell="1" allowOverlap="1">
@@ -210,7 +210,7 @@
           <w:lang w:val="en-US" w:eastAsia="zh-CN"/>
         </w:rPr>
       </w:pPr>
-      <w:bookmarkStart w:id="1" w:name="_Toc26076"/>
+      <w:bookmarkStart w:id="1" w:name="_Toc4685"/>
       <w:r>
         <w:rPr>
           <w:rFonts w:hint="eastAsia"/>
@@ -2075,6 +2075,8 @@
               <w:tab w:val="right" w:leader="dot" w:pos="8306"/>
             </w:tabs>
           </w:pPr>
+          <w:bookmarkStart w:id="32" w:name="_GoBack"/>
+          <w:bookmarkEnd w:id="32"/>
           <w:r>
             <w:rPr>
               <w:rFonts w:hint="eastAsia" w:ascii="宋体" w:hAnsi="宋体" w:eastAsia="宋体" w:cs="宋体"/>
@@ -2111,7 +2113,7 @@
               <w:rFonts w:hint="eastAsia" w:ascii="宋体" w:hAnsi="宋体" w:eastAsia="宋体" w:cs="宋体"/>
               <w:szCs w:val="24"/>
             </w:rPr>
-            <w:instrText xml:space="preserve"> HYPERLINK \l _Toc12562 </w:instrText>
+            <w:instrText xml:space="preserve"> HYPERLINK \l _Toc17623 </w:instrText>
           </w:r>
           <w:r>
             <w:rPr>
@@ -2134,7 +2136,7 @@
             <w:fldChar w:fldCharType="begin"/>
           </w:r>
           <w:r>
-            <w:instrText xml:space="preserve"> PAGEREF _Toc12562 \h </w:instrText>
+            <w:instrText xml:space="preserve"> PAGEREF _Toc17623 \h </w:instrText>
           </w:r>
           <w:r>
             <w:fldChar w:fldCharType="separate"/>
@@ -2172,7 +2174,7 @@
               <w:rFonts w:hint="eastAsia" w:ascii="宋体" w:hAnsi="宋体" w:eastAsia="宋体" w:cs="宋体"/>
               <w:szCs w:val="24"/>
             </w:rPr>
-            <w:instrText xml:space="preserve"> HYPERLINK \l _Toc26076 </w:instrText>
+            <w:instrText xml:space="preserve"> HYPERLINK \l _Toc4685 </w:instrText>
           </w:r>
           <w:r>
             <w:rPr>
@@ -2195,7 +2197,7 @@
             <w:fldChar w:fldCharType="begin"/>
           </w:r>
           <w:r>
-            <w:instrText xml:space="preserve"> PAGEREF _Toc26076 \h </w:instrText>
+            <w:instrText xml:space="preserve"> PAGEREF _Toc4685 \h </w:instrText>
           </w:r>
           <w:r>
             <w:fldChar w:fldCharType="separate"/>
@@ -2233,7 +2235,7 @@
               <w:rFonts w:hint="eastAsia" w:ascii="宋体" w:hAnsi="宋体" w:eastAsia="宋体" w:cs="宋体"/>
               <w:szCs w:val="24"/>
             </w:rPr>
-            <w:instrText xml:space="preserve"> HYPERLINK \l _Toc14249 </w:instrText>
+            <w:instrText xml:space="preserve"> HYPERLINK \l _Toc13421 </w:instrText>
           </w:r>
           <w:r>
             <w:rPr>
@@ -2263,7 +2265,7 @@
             <w:fldChar w:fldCharType="begin"/>
           </w:r>
           <w:r>
-            <w:instrText xml:space="preserve"> PAGEREF _Toc14249 \h </w:instrText>
+            <w:instrText xml:space="preserve"> PAGEREF _Toc13421 \h </w:instrText>
           </w:r>
           <w:r>
             <w:fldChar w:fldCharType="separate"/>
@@ -2301,7 +2303,7 @@
               <w:rFonts w:hint="eastAsia" w:ascii="宋体" w:hAnsi="宋体" w:eastAsia="宋体" w:cs="宋体"/>
               <w:szCs w:val="24"/>
             </w:rPr>
-            <w:instrText xml:space="preserve"> HYPERLINK \l _Toc17972 </w:instrText>
+            <w:instrText xml:space="preserve"> HYPERLINK \l _Toc23989 </w:instrText>
           </w:r>
           <w:r>
             <w:rPr>
@@ -2331,7 +2333,7 @@
             <w:fldChar w:fldCharType="begin"/>
           </w:r>
           <w:r>
-            <w:instrText xml:space="preserve"> PAGEREF _Toc17972 \h </w:instrText>
+            <w:instrText xml:space="preserve"> PAGEREF _Toc23989 \h </w:instrText>
           </w:r>
           <w:r>
             <w:fldChar w:fldCharType="separate"/>
@@ -2369,7 +2371,7 @@
               <w:rFonts w:hint="eastAsia" w:ascii="宋体" w:hAnsi="宋体" w:eastAsia="宋体" w:cs="宋体"/>
               <w:szCs w:val="24"/>
             </w:rPr>
-            <w:instrText xml:space="preserve"> HYPERLINK \l _Toc20848 </w:instrText>
+            <w:instrText xml:space="preserve"> HYPERLINK \l _Toc25937 </w:instrText>
           </w:r>
           <w:r>
             <w:rPr>
@@ -2399,7 +2401,7 @@
             <w:fldChar w:fldCharType="begin"/>
           </w:r>
           <w:r>
-            <w:instrText xml:space="preserve"> PAGEREF _Toc20848 \h </w:instrText>
+            <w:instrText xml:space="preserve"> PAGEREF _Toc25937 \h </w:instrText>
           </w:r>
           <w:r>
             <w:fldChar w:fldCharType="separate"/>
@@ -2437,7 +2439,7 @@
               <w:rFonts w:hint="eastAsia" w:ascii="宋体" w:hAnsi="宋体" w:eastAsia="宋体" w:cs="宋体"/>
               <w:szCs w:val="24"/>
             </w:rPr>
-            <w:instrText xml:space="preserve"> HYPERLINK \l _Toc789 </w:instrText>
+            <w:instrText xml:space="preserve"> HYPERLINK \l _Toc27862 </w:instrText>
           </w:r>
           <w:r>
             <w:rPr>
@@ -2467,7 +2469,7 @@
             <w:fldChar w:fldCharType="begin"/>
           </w:r>
           <w:r>
-            <w:instrText xml:space="preserve"> PAGEREF _Toc789 \h </w:instrText>
+            <w:instrText xml:space="preserve"> PAGEREF _Toc27862 \h </w:instrText>
           </w:r>
           <w:r>
             <w:fldChar w:fldCharType="separate"/>
@@ -2505,7 +2507,7 @@
               <w:rFonts w:hint="eastAsia" w:ascii="宋体" w:hAnsi="宋体" w:eastAsia="宋体" w:cs="宋体"/>
               <w:szCs w:val="24"/>
             </w:rPr>
-            <w:instrText xml:space="preserve"> HYPERLINK \l _Toc19531 </w:instrText>
+            <w:instrText xml:space="preserve"> HYPERLINK \l _Toc16685 </w:instrText>
           </w:r>
           <w:r>
             <w:rPr>
@@ -2535,7 +2537,7 @@
             <w:fldChar w:fldCharType="begin"/>
           </w:r>
           <w:r>
-            <w:instrText xml:space="preserve"> PAGEREF _Toc19531 \h </w:instrText>
+            <w:instrText xml:space="preserve"> PAGEREF _Toc16685 \h </w:instrText>
           </w:r>
           <w:r>
             <w:fldChar w:fldCharType="separate"/>
@@ -2573,7 +2575,7 @@
               <w:rFonts w:hint="eastAsia" w:ascii="宋体" w:hAnsi="宋体" w:eastAsia="宋体" w:cs="宋体"/>
               <w:szCs w:val="24"/>
             </w:rPr>
-            <w:instrText xml:space="preserve"> HYPERLINK \l _Toc3492 </w:instrText>
+            <w:instrText xml:space="preserve"> HYPERLINK \l _Toc29095 </w:instrText>
           </w:r>
           <w:r>
             <w:rPr>
@@ -2596,7 +2598,7 @@
             <w:fldChar w:fldCharType="begin"/>
           </w:r>
           <w:r>
-            <w:instrText xml:space="preserve"> PAGEREF _Toc3492 \h </w:instrText>
+            <w:instrText xml:space="preserve"> PAGEREF _Toc29095 \h </w:instrText>
           </w:r>
           <w:r>
             <w:fldChar w:fldCharType="separate"/>
@@ -2634,7 +2636,7 @@
               <w:rFonts w:hint="eastAsia" w:ascii="宋体" w:hAnsi="宋体" w:eastAsia="宋体" w:cs="宋体"/>
               <w:szCs w:val="24"/>
             </w:rPr>
-            <w:instrText xml:space="preserve"> HYPERLINK \l _Toc3160 </w:instrText>
+            <w:instrText xml:space="preserve"> HYPERLINK \l _Toc19756 </w:instrText>
           </w:r>
           <w:r>
             <w:rPr>
@@ -2664,7 +2666,7 @@
             <w:fldChar w:fldCharType="begin"/>
           </w:r>
           <w:r>
-            <w:instrText xml:space="preserve"> PAGEREF _Toc3160 \h </w:instrText>
+            <w:instrText xml:space="preserve"> PAGEREF _Toc19756 \h </w:instrText>
           </w:r>
           <w:r>
             <w:fldChar w:fldCharType="separate"/>
@@ -2702,7 +2704,7 @@
               <w:rFonts w:hint="eastAsia" w:ascii="宋体" w:hAnsi="宋体" w:eastAsia="宋体" w:cs="宋体"/>
               <w:szCs w:val="24"/>
             </w:rPr>
-            <w:instrText xml:space="preserve"> HYPERLINK \l _Toc15085 </w:instrText>
+            <w:instrText xml:space="preserve"> HYPERLINK \l _Toc21361 </w:instrText>
           </w:r>
           <w:r>
             <w:rPr>
@@ -2732,7 +2734,7 @@
             <w:fldChar w:fldCharType="begin"/>
           </w:r>
           <w:r>
-            <w:instrText xml:space="preserve"> PAGEREF _Toc15085 \h </w:instrText>
+            <w:instrText xml:space="preserve"> PAGEREF _Toc21361 \h </w:instrText>
           </w:r>
           <w:r>
             <w:fldChar w:fldCharType="separate"/>
@@ -2770,7 +2772,7 @@
               <w:rFonts w:hint="eastAsia" w:ascii="宋体" w:hAnsi="宋体" w:eastAsia="宋体" w:cs="宋体"/>
               <w:szCs w:val="24"/>
             </w:rPr>
-            <w:instrText xml:space="preserve"> HYPERLINK \l _Toc5712 </w:instrText>
+            <w:instrText xml:space="preserve"> HYPERLINK \l _Toc5911 </w:instrText>
           </w:r>
           <w:r>
             <w:rPr>
@@ -2793,7 +2795,7 @@
             <w:fldChar w:fldCharType="begin"/>
           </w:r>
           <w:r>
-            <w:instrText xml:space="preserve"> PAGEREF _Toc5712 \h </w:instrText>
+            <w:instrText xml:space="preserve"> PAGEREF _Toc5911 \h </w:instrText>
           </w:r>
           <w:r>
             <w:fldChar w:fldCharType="separate"/>
@@ -2831,7 +2833,7 @@
               <w:rFonts w:hint="eastAsia" w:ascii="宋体" w:hAnsi="宋体" w:eastAsia="宋体" w:cs="宋体"/>
               <w:szCs w:val="24"/>
             </w:rPr>
-            <w:instrText xml:space="preserve"> HYPERLINK \l _Toc22838 </w:instrText>
+            <w:instrText xml:space="preserve"> HYPERLINK \l _Toc9716 </w:instrText>
           </w:r>
           <w:r>
             <w:rPr>
@@ -2845,14 +2847,14 @@
               <w:rFonts w:hint="default"/>
               <w:lang w:val="en-US" w:eastAsia="zh-CN"/>
             </w:rPr>
-            <w:t>2. 人员招聘</w:t>
+            <w:t xml:space="preserve">2. </w:t>
           </w:r>
           <w:r>
             <w:rPr>
               <w:rFonts w:hint="eastAsia"/>
               <w:lang w:val="en-US" w:eastAsia="zh-CN"/>
             </w:rPr>
-            <w:t>计划</w:t>
+            <w:t>人员储备计划</w:t>
           </w:r>
           <w:r>
             <w:tab/>
@@ -2861,7 +2863,7 @@
             <w:fldChar w:fldCharType="begin"/>
           </w:r>
           <w:r>
-            <w:instrText xml:space="preserve"> PAGEREF _Toc22838 \h </w:instrText>
+            <w:instrText xml:space="preserve"> PAGEREF _Toc9716 \h </w:instrText>
           </w:r>
           <w:r>
             <w:fldChar w:fldCharType="separate"/>
@@ -2899,7 +2901,7 @@
               <w:rFonts w:hint="eastAsia" w:ascii="宋体" w:hAnsi="宋体" w:eastAsia="宋体" w:cs="宋体"/>
               <w:szCs w:val="24"/>
             </w:rPr>
-            <w:instrText xml:space="preserve"> HYPERLINK \l _Toc12802 </w:instrText>
+            <w:instrText xml:space="preserve"> HYPERLINK \l _Toc5215 </w:instrText>
           </w:r>
           <w:r>
             <w:rPr>
@@ -2913,7 +2915,14 @@
               <w:rFonts w:hint="default"/>
               <w:lang w:val="en-US" w:eastAsia="zh-CN"/>
             </w:rPr>
-            <w:t>2.1. 招聘需求提出与审批</w:t>
+            <w:t xml:space="preserve">2.1. </w:t>
+          </w:r>
+          <w:r>
+            <w:rPr>
+              <w:rFonts w:hint="eastAsia"/>
+              <w:lang w:val="en-US" w:eastAsia="zh-CN"/>
+            </w:rPr>
+            <w:t>外部招聘储备</w:t>
           </w:r>
           <w:r>
             <w:tab/>
@@ -2922,13 +2931,583 @@
             <w:fldChar w:fldCharType="begin"/>
           </w:r>
           <w:r>
-            <w:instrText xml:space="preserve"> PAGEREF _Toc12802 \h </w:instrText>
+            <w:instrText xml:space="preserve"> PAGEREF _Toc5215 \h </w:instrText>
           </w:r>
           <w:r>
             <w:fldChar w:fldCharType="separate"/>
           </w:r>
           <w:r>
             <w:t>7</w:t>
+          </w:r>
+          <w:r>
+            <w:fldChar w:fldCharType="end"/>
+          </w:r>
+          <w:r>
+            <w:rPr>
+              <w:rFonts w:hint="eastAsia" w:ascii="宋体" w:hAnsi="宋体" w:eastAsia="宋体" w:cs="宋体"/>
+              <w:szCs w:val="24"/>
+            </w:rPr>
+            <w:fldChar w:fldCharType="end"/>
+          </w:r>
+        </w:p>
+        <w:p>
+          <w:pPr>
+            <w:pStyle w:val="17"/>
+            <w:tabs>
+              <w:tab w:val="right" w:leader="dot" w:pos="8306"/>
+            </w:tabs>
+          </w:pPr>
+          <w:r>
+            <w:rPr>
+              <w:rFonts w:hint="eastAsia" w:ascii="宋体" w:hAnsi="宋体" w:eastAsia="宋体" w:cs="宋体"/>
+              <w:szCs w:val="24"/>
+            </w:rPr>
+            <w:fldChar w:fldCharType="begin"/>
+          </w:r>
+          <w:r>
+            <w:rPr>
+              <w:rFonts w:hint="eastAsia" w:ascii="宋体" w:hAnsi="宋体" w:eastAsia="宋体" w:cs="宋体"/>
+              <w:szCs w:val="24"/>
+            </w:rPr>
+            <w:instrText xml:space="preserve"> HYPERLINK \l _Toc16073 </w:instrText>
+          </w:r>
+          <w:r>
+            <w:rPr>
+              <w:rFonts w:hint="eastAsia" w:ascii="宋体" w:hAnsi="宋体" w:eastAsia="宋体" w:cs="宋体"/>
+              <w:szCs w:val="24"/>
+            </w:rPr>
+            <w:fldChar w:fldCharType="separate"/>
+          </w:r>
+          <w:r>
+            <w:rPr>
+              <w:rFonts w:hint="default"/>
+              <w:lang w:val="en-US" w:eastAsia="zh-CN"/>
+            </w:rPr>
+            <w:t xml:space="preserve">2.2. </w:t>
+          </w:r>
+          <w:r>
+            <w:rPr>
+              <w:rFonts w:hint="eastAsia"/>
+              <w:lang w:val="en-US" w:eastAsia="zh-CN"/>
+            </w:rPr>
+            <w:t>内部储备与选拔</w:t>
+          </w:r>
+          <w:r>
+            <w:tab/>
+          </w:r>
+          <w:r>
+            <w:fldChar w:fldCharType="begin"/>
+          </w:r>
+          <w:r>
+            <w:instrText xml:space="preserve"> PAGEREF _Toc16073 \h </w:instrText>
+          </w:r>
+          <w:r>
+            <w:fldChar w:fldCharType="separate"/>
+          </w:r>
+          <w:r>
+            <w:t>7</w:t>
+          </w:r>
+          <w:r>
+            <w:fldChar w:fldCharType="end"/>
+          </w:r>
+          <w:r>
+            <w:rPr>
+              <w:rFonts w:hint="eastAsia" w:ascii="宋体" w:hAnsi="宋体" w:eastAsia="宋体" w:cs="宋体"/>
+              <w:szCs w:val="24"/>
+            </w:rPr>
+            <w:fldChar w:fldCharType="end"/>
+          </w:r>
+        </w:p>
+        <w:p>
+          <w:pPr>
+            <w:pStyle w:val="16"/>
+            <w:tabs>
+              <w:tab w:val="right" w:leader="dot" w:pos="8306"/>
+            </w:tabs>
+          </w:pPr>
+          <w:r>
+            <w:rPr>
+              <w:rFonts w:hint="eastAsia" w:ascii="宋体" w:hAnsi="宋体" w:eastAsia="宋体" w:cs="宋体"/>
+              <w:szCs w:val="24"/>
+            </w:rPr>
+            <w:fldChar w:fldCharType="begin"/>
+          </w:r>
+          <w:r>
+            <w:rPr>
+              <w:rFonts w:hint="eastAsia" w:ascii="宋体" w:hAnsi="宋体" w:eastAsia="宋体" w:cs="宋体"/>
+              <w:szCs w:val="24"/>
+            </w:rPr>
+            <w:instrText xml:space="preserve"> HYPERLINK \l _Toc19067 </w:instrText>
+          </w:r>
+          <w:r>
+            <w:rPr>
+              <w:rFonts w:hint="eastAsia" w:ascii="宋体" w:hAnsi="宋体" w:eastAsia="宋体" w:cs="宋体"/>
+              <w:szCs w:val="24"/>
+            </w:rPr>
+            <w:fldChar w:fldCharType="separate"/>
+          </w:r>
+          <w:r>
+            <w:rPr>
+              <w:rFonts w:hint="default"/>
+              <w:lang w:val="en-US" w:eastAsia="zh-CN"/>
+            </w:rPr>
+            <w:t>3. 人员培训</w:t>
+          </w:r>
+          <w:r>
+            <w:rPr>
+              <w:rFonts w:hint="eastAsia"/>
+              <w:lang w:val="en-US" w:eastAsia="zh-CN"/>
+            </w:rPr>
+            <w:t>计划</w:t>
+          </w:r>
+          <w:r>
+            <w:tab/>
+          </w:r>
+          <w:r>
+            <w:fldChar w:fldCharType="begin"/>
+          </w:r>
+          <w:r>
+            <w:instrText xml:space="preserve"> PAGEREF _Toc19067 \h </w:instrText>
+          </w:r>
+          <w:r>
+            <w:fldChar w:fldCharType="separate"/>
+          </w:r>
+          <w:r>
+            <w:t>8</w:t>
+          </w:r>
+          <w:r>
+            <w:fldChar w:fldCharType="end"/>
+          </w:r>
+          <w:r>
+            <w:rPr>
+              <w:rFonts w:hint="eastAsia" w:ascii="宋体" w:hAnsi="宋体" w:eastAsia="宋体" w:cs="宋体"/>
+              <w:szCs w:val="24"/>
+            </w:rPr>
+            <w:fldChar w:fldCharType="end"/>
+          </w:r>
+        </w:p>
+        <w:p>
+          <w:pPr>
+            <w:pStyle w:val="17"/>
+            <w:tabs>
+              <w:tab w:val="right" w:leader="dot" w:pos="8306"/>
+            </w:tabs>
+          </w:pPr>
+          <w:r>
+            <w:rPr>
+              <w:rFonts w:hint="eastAsia" w:ascii="宋体" w:hAnsi="宋体" w:eastAsia="宋体" w:cs="宋体"/>
+              <w:szCs w:val="24"/>
+            </w:rPr>
+            <w:fldChar w:fldCharType="begin"/>
+          </w:r>
+          <w:r>
+            <w:rPr>
+              <w:rFonts w:hint="eastAsia" w:ascii="宋体" w:hAnsi="宋体" w:eastAsia="宋体" w:cs="宋体"/>
+              <w:szCs w:val="24"/>
+            </w:rPr>
+            <w:instrText xml:space="preserve"> HYPERLINK \l _Toc706 </w:instrText>
+          </w:r>
+          <w:r>
+            <w:rPr>
+              <w:rFonts w:hint="eastAsia" w:ascii="宋体" w:hAnsi="宋体" w:eastAsia="宋体" w:cs="宋体"/>
+              <w:szCs w:val="24"/>
+            </w:rPr>
+            <w:fldChar w:fldCharType="separate"/>
+          </w:r>
+          <w:r>
+            <w:rPr>
+              <w:rFonts w:hint="default"/>
+              <w:lang w:val="en-US" w:eastAsia="zh-CN"/>
+            </w:rPr>
+            <w:t>3.1. 培训计划制定与审批</w:t>
+          </w:r>
+          <w:r>
+            <w:tab/>
+          </w:r>
+          <w:r>
+            <w:fldChar w:fldCharType="begin"/>
+          </w:r>
+          <w:r>
+            <w:instrText xml:space="preserve"> PAGEREF _Toc706 \h </w:instrText>
+          </w:r>
+          <w:r>
+            <w:fldChar w:fldCharType="separate"/>
+          </w:r>
+          <w:r>
+            <w:t>8</w:t>
+          </w:r>
+          <w:r>
+            <w:fldChar w:fldCharType="end"/>
+          </w:r>
+          <w:r>
+            <w:rPr>
+              <w:rFonts w:hint="eastAsia" w:ascii="宋体" w:hAnsi="宋体" w:eastAsia="宋体" w:cs="宋体"/>
+              <w:szCs w:val="24"/>
+            </w:rPr>
+            <w:fldChar w:fldCharType="end"/>
+          </w:r>
+        </w:p>
+        <w:p>
+          <w:pPr>
+            <w:pStyle w:val="17"/>
+            <w:tabs>
+              <w:tab w:val="right" w:leader="dot" w:pos="8306"/>
+            </w:tabs>
+          </w:pPr>
+          <w:r>
+            <w:rPr>
+              <w:rFonts w:hint="eastAsia" w:ascii="宋体" w:hAnsi="宋体" w:eastAsia="宋体" w:cs="宋体"/>
+              <w:szCs w:val="24"/>
+            </w:rPr>
+            <w:fldChar w:fldCharType="begin"/>
+          </w:r>
+          <w:r>
+            <w:rPr>
+              <w:rFonts w:hint="eastAsia" w:ascii="宋体" w:hAnsi="宋体" w:eastAsia="宋体" w:cs="宋体"/>
+              <w:szCs w:val="24"/>
+            </w:rPr>
+            <w:instrText xml:space="preserve"> HYPERLINK \l _Toc4936 </w:instrText>
+          </w:r>
+          <w:r>
+            <w:rPr>
+              <w:rFonts w:hint="eastAsia" w:ascii="宋体" w:hAnsi="宋体" w:eastAsia="宋体" w:cs="宋体"/>
+              <w:szCs w:val="24"/>
+            </w:rPr>
+            <w:fldChar w:fldCharType="separate"/>
+          </w:r>
+          <w:r>
+            <w:rPr>
+              <w:rFonts w:hint="default"/>
+              <w:lang w:val="en-US" w:eastAsia="zh-CN"/>
+            </w:rPr>
+            <w:t>3.2. 培训组织实施</w:t>
+          </w:r>
+          <w:r>
+            <w:tab/>
+          </w:r>
+          <w:r>
+            <w:fldChar w:fldCharType="begin"/>
+          </w:r>
+          <w:r>
+            <w:instrText xml:space="preserve"> PAGEREF _Toc4936 \h </w:instrText>
+          </w:r>
+          <w:r>
+            <w:fldChar w:fldCharType="separate"/>
+          </w:r>
+          <w:r>
+            <w:t>8</w:t>
+          </w:r>
+          <w:r>
+            <w:fldChar w:fldCharType="end"/>
+          </w:r>
+          <w:r>
+            <w:rPr>
+              <w:rFonts w:hint="eastAsia" w:ascii="宋体" w:hAnsi="宋体" w:eastAsia="宋体" w:cs="宋体"/>
+              <w:szCs w:val="24"/>
+            </w:rPr>
+            <w:fldChar w:fldCharType="end"/>
+          </w:r>
+        </w:p>
+        <w:p>
+          <w:pPr>
+            <w:pStyle w:val="17"/>
+            <w:tabs>
+              <w:tab w:val="right" w:leader="dot" w:pos="8306"/>
+            </w:tabs>
+          </w:pPr>
+          <w:r>
+            <w:rPr>
+              <w:rFonts w:hint="eastAsia" w:ascii="宋体" w:hAnsi="宋体" w:eastAsia="宋体" w:cs="宋体"/>
+              <w:szCs w:val="24"/>
+            </w:rPr>
+            <w:fldChar w:fldCharType="begin"/>
+          </w:r>
+          <w:r>
+            <w:rPr>
+              <w:rFonts w:hint="eastAsia" w:ascii="宋体" w:hAnsi="宋体" w:eastAsia="宋体" w:cs="宋体"/>
+              <w:szCs w:val="24"/>
+            </w:rPr>
+            <w:instrText xml:space="preserve"> HYPERLINK \l _Toc4948 </w:instrText>
+          </w:r>
+          <w:r>
+            <w:rPr>
+              <w:rFonts w:hint="eastAsia" w:ascii="宋体" w:hAnsi="宋体" w:eastAsia="宋体" w:cs="宋体"/>
+              <w:szCs w:val="24"/>
+            </w:rPr>
+            <w:fldChar w:fldCharType="separate"/>
+          </w:r>
+          <w:r>
+            <w:rPr>
+              <w:rFonts w:hint="default"/>
+              <w:lang w:val="en-US" w:eastAsia="zh-CN"/>
+            </w:rPr>
+            <w:t>3.3. 培训效果评估与记录</w:t>
+          </w:r>
+          <w:r>
+            <w:tab/>
+          </w:r>
+          <w:r>
+            <w:fldChar w:fldCharType="begin"/>
+          </w:r>
+          <w:r>
+            <w:instrText xml:space="preserve"> PAGEREF _Toc4948 \h </w:instrText>
+          </w:r>
+          <w:r>
+            <w:fldChar w:fldCharType="separate"/>
+          </w:r>
+          <w:r>
+            <w:t>9</w:t>
+          </w:r>
+          <w:r>
+            <w:fldChar w:fldCharType="end"/>
+          </w:r>
+          <w:r>
+            <w:rPr>
+              <w:rFonts w:hint="eastAsia" w:ascii="宋体" w:hAnsi="宋体" w:eastAsia="宋体" w:cs="宋体"/>
+              <w:szCs w:val="24"/>
+            </w:rPr>
+            <w:fldChar w:fldCharType="end"/>
+          </w:r>
+        </w:p>
+        <w:p>
+          <w:pPr>
+            <w:pStyle w:val="17"/>
+            <w:tabs>
+              <w:tab w:val="right" w:leader="dot" w:pos="8306"/>
+            </w:tabs>
+          </w:pPr>
+          <w:r>
+            <w:rPr>
+              <w:rFonts w:hint="eastAsia" w:ascii="宋体" w:hAnsi="宋体" w:eastAsia="宋体" w:cs="宋体"/>
+              <w:szCs w:val="24"/>
+            </w:rPr>
+            <w:fldChar w:fldCharType="begin"/>
+          </w:r>
+          <w:r>
+            <w:rPr>
+              <w:rFonts w:hint="eastAsia" w:ascii="宋体" w:hAnsi="宋体" w:eastAsia="宋体" w:cs="宋体"/>
+              <w:szCs w:val="24"/>
+            </w:rPr>
+            <w:instrText xml:space="preserve"> HYPERLINK \l _Toc9543 </w:instrText>
+          </w:r>
+          <w:r>
+            <w:rPr>
+              <w:rFonts w:hint="eastAsia" w:ascii="宋体" w:hAnsi="宋体" w:eastAsia="宋体" w:cs="宋体"/>
+              <w:szCs w:val="24"/>
+            </w:rPr>
+            <w:fldChar w:fldCharType="separate"/>
+          </w:r>
+          <w:r>
+            <w:rPr>
+              <w:rFonts w:hint="default"/>
+              <w:lang w:val="en-US" w:eastAsia="zh-CN"/>
+            </w:rPr>
+            <w:t>3.4. 培训记录管理与归档</w:t>
+          </w:r>
+          <w:r>
+            <w:tab/>
+          </w:r>
+          <w:r>
+            <w:fldChar w:fldCharType="begin"/>
+          </w:r>
+          <w:r>
+            <w:instrText xml:space="preserve"> PAGEREF _Toc9543 \h </w:instrText>
+          </w:r>
+          <w:r>
+            <w:fldChar w:fldCharType="separate"/>
+          </w:r>
+          <w:r>
+            <w:t>9</w:t>
+          </w:r>
+          <w:r>
+            <w:fldChar w:fldCharType="end"/>
+          </w:r>
+          <w:r>
+            <w:rPr>
+              <w:rFonts w:hint="eastAsia" w:ascii="宋体" w:hAnsi="宋体" w:eastAsia="宋体" w:cs="宋体"/>
+              <w:szCs w:val="24"/>
+            </w:rPr>
+            <w:fldChar w:fldCharType="end"/>
+          </w:r>
+        </w:p>
+        <w:p>
+          <w:pPr>
+            <w:pStyle w:val="16"/>
+            <w:tabs>
+              <w:tab w:val="right" w:leader="dot" w:pos="8306"/>
+            </w:tabs>
+          </w:pPr>
+          <w:r>
+            <w:rPr>
+              <w:rFonts w:hint="eastAsia" w:ascii="宋体" w:hAnsi="宋体" w:eastAsia="宋体" w:cs="宋体"/>
+              <w:szCs w:val="24"/>
+            </w:rPr>
+            <w:fldChar w:fldCharType="begin"/>
+          </w:r>
+          <w:r>
+            <w:rPr>
+              <w:rFonts w:hint="eastAsia" w:ascii="宋体" w:hAnsi="宋体" w:eastAsia="宋体" w:cs="宋体"/>
+              <w:szCs w:val="24"/>
+            </w:rPr>
+            <w:instrText xml:space="preserve"> HYPERLINK \l _Toc1108 </w:instrText>
+          </w:r>
+          <w:r>
+            <w:rPr>
+              <w:rFonts w:hint="eastAsia" w:ascii="宋体" w:hAnsi="宋体" w:eastAsia="宋体" w:cs="宋体"/>
+              <w:szCs w:val="24"/>
+            </w:rPr>
+            <w:fldChar w:fldCharType="separate"/>
+          </w:r>
+          <w:r>
+            <w:rPr>
+              <w:rFonts w:hint="default"/>
+              <w:lang w:val="en-US" w:eastAsia="zh-CN"/>
+            </w:rPr>
+            <w:t>4. 人员绩效考核</w:t>
+          </w:r>
+          <w:r>
+            <w:rPr>
+              <w:rFonts w:hint="eastAsia"/>
+              <w:lang w:val="en-US" w:eastAsia="zh-CN"/>
+            </w:rPr>
+            <w:t>计划</w:t>
+          </w:r>
+          <w:r>
+            <w:tab/>
+          </w:r>
+          <w:r>
+            <w:fldChar w:fldCharType="begin"/>
+          </w:r>
+          <w:r>
+            <w:instrText xml:space="preserve"> PAGEREF _Toc1108 \h </w:instrText>
+          </w:r>
+          <w:r>
+            <w:fldChar w:fldCharType="separate"/>
+          </w:r>
+          <w:r>
+            <w:t>10</w:t>
+          </w:r>
+          <w:r>
+            <w:fldChar w:fldCharType="end"/>
+          </w:r>
+          <w:r>
+            <w:rPr>
+              <w:rFonts w:hint="eastAsia" w:ascii="宋体" w:hAnsi="宋体" w:eastAsia="宋体" w:cs="宋体"/>
+              <w:szCs w:val="24"/>
+            </w:rPr>
+            <w:fldChar w:fldCharType="end"/>
+          </w:r>
+        </w:p>
+        <w:p>
+          <w:pPr>
+            <w:pStyle w:val="17"/>
+            <w:tabs>
+              <w:tab w:val="right" w:leader="dot" w:pos="8306"/>
+            </w:tabs>
+          </w:pPr>
+          <w:r>
+            <w:rPr>
+              <w:rFonts w:hint="eastAsia" w:ascii="宋体" w:hAnsi="宋体" w:eastAsia="宋体" w:cs="宋体"/>
+              <w:szCs w:val="24"/>
+            </w:rPr>
+            <w:fldChar w:fldCharType="begin"/>
+          </w:r>
+          <w:r>
+            <w:rPr>
+              <w:rFonts w:hint="eastAsia" w:ascii="宋体" w:hAnsi="宋体" w:eastAsia="宋体" w:cs="宋体"/>
+              <w:szCs w:val="24"/>
+            </w:rPr>
+            <w:instrText xml:space="preserve"> HYPERLINK \l _Toc1776 </w:instrText>
+          </w:r>
+          <w:r>
+            <w:rPr>
+              <w:rFonts w:hint="eastAsia" w:ascii="宋体" w:hAnsi="宋体" w:eastAsia="宋体" w:cs="宋体"/>
+              <w:szCs w:val="24"/>
+            </w:rPr>
+            <w:fldChar w:fldCharType="separate"/>
+          </w:r>
+          <w:r>
+            <w:rPr>
+              <w:rFonts w:hint="default"/>
+              <w:lang w:val="en-US" w:eastAsia="zh-CN"/>
+            </w:rPr>
+            <w:t>4.1. 考核周期设定</w:t>
+          </w:r>
+          <w:r>
+            <w:tab/>
+          </w:r>
+          <w:r>
+            <w:fldChar w:fldCharType="begin"/>
+          </w:r>
+          <w:r>
+            <w:instrText xml:space="preserve"> PAGEREF _Toc1776 \h </w:instrText>
+          </w:r>
+          <w:r>
+            <w:fldChar w:fldCharType="separate"/>
+          </w:r>
+          <w:r>
+            <w:t>10</w:t>
+          </w:r>
+          <w:r>
+            <w:fldChar w:fldCharType="end"/>
+          </w:r>
+          <w:r>
+            <w:rPr>
+              <w:rFonts w:hint="eastAsia" w:ascii="宋体" w:hAnsi="宋体" w:eastAsia="宋体" w:cs="宋体"/>
+              <w:szCs w:val="24"/>
+            </w:rPr>
+            <w:fldChar w:fldCharType="end"/>
+          </w:r>
+        </w:p>
+        <w:p>
+          <w:pPr>
+            <w:pStyle w:val="17"/>
+            <w:tabs>
+              <w:tab w:val="right" w:leader="dot" w:pos="8306"/>
+            </w:tabs>
+          </w:pPr>
+          <w:r>
+            <w:rPr>
+              <w:rFonts w:hint="eastAsia" w:ascii="宋体" w:hAnsi="宋体" w:eastAsia="宋体" w:cs="宋体"/>
+              <w:szCs w:val="24"/>
+            </w:rPr>
+            <w:fldChar w:fldCharType="begin"/>
+          </w:r>
+          <w:r>
+            <w:rPr>
+              <w:rFonts w:hint="eastAsia" w:ascii="宋体" w:hAnsi="宋体" w:eastAsia="宋体" w:cs="宋体"/>
+              <w:szCs w:val="24"/>
+            </w:rPr>
+            <w:instrText xml:space="preserve"> HYPERLINK \l _Toc17542 </w:instrText>
+          </w:r>
+          <w:r>
+            <w:rPr>
+              <w:rFonts w:hint="eastAsia" w:ascii="宋体" w:hAnsi="宋体" w:eastAsia="宋体" w:cs="宋体"/>
+              <w:szCs w:val="24"/>
+            </w:rPr>
+            <w:fldChar w:fldCharType="separate"/>
+          </w:r>
+          <w:r>
+            <w:rPr>
+              <w:rFonts w:hint="default"/>
+              <w:lang w:val="en-US" w:eastAsia="zh-CN"/>
+            </w:rPr>
+            <w:t>4.2. 考核流程</w:t>
+          </w:r>
+          <w:r>
+            <w:tab/>
+          </w:r>
+          <w:r>
+            <w:fldChar w:fldCharType="begin"/>
+          </w:r>
+          <w:r>
+            <w:instrText xml:space="preserve"> PAGEREF _Toc17542 \h </w:instrText>
+          </w:r>
+          <w:r>
+            <w:fldChar w:fldCharType="separate"/>
+          </w:r>
+          <w:r>
+            <w:t>10</w:t>
           </w:r>
           <w:r>
             <w:fldChar w:fldCharType="end"/>
@@ -2960,7 +3539,7 @@
               <w:rFonts w:hint="eastAsia" w:ascii="宋体" w:hAnsi="宋体" w:eastAsia="宋体" w:cs="宋体"/>
               <w:szCs w:val="24"/>
             </w:rPr>
-            <w:instrText xml:space="preserve"> HYPERLINK \l _Toc8468 </w:instrText>
+            <w:instrText xml:space="preserve"> HYPERLINK \l _Toc3441 </w:instrText>
           </w:r>
           <w:r>
             <w:rPr>
@@ -2974,14 +3553,7 @@
               <w:rFonts w:hint="default"/>
               <w:lang w:val="en-US" w:eastAsia="zh-CN"/>
             </w:rPr>
-            <w:t xml:space="preserve">2.1.1. </w:t>
-          </w:r>
-          <w:r>
-            <w:rPr>
-              <w:rFonts w:hint="eastAsia"/>
-              <w:lang w:val="en-US" w:eastAsia="zh-CN"/>
-            </w:rPr>
-            <w:t>数智运营部用人需求</w:t>
+            <w:t>4.2.1. 绩效计划制定</w:t>
           </w:r>
           <w:r>
             <w:tab/>
@@ -2990,13 +3562,13 @@
             <w:fldChar w:fldCharType="begin"/>
           </w:r>
           <w:r>
-            <w:instrText xml:space="preserve"> PAGEREF _Toc8468 \h </w:instrText>
+            <w:instrText xml:space="preserve"> PAGEREF _Toc3441 \h </w:instrText>
           </w:r>
           <w:r>
             <w:fldChar w:fldCharType="separate"/>
           </w:r>
           <w:r>
-            <w:t>7</w:t>
+            <w:t>10</w:t>
           </w:r>
           <w:r>
             <w:fldChar w:fldCharType="end"/>
@@ -3028,7 +3600,7 @@
               <w:rFonts w:hint="eastAsia" w:ascii="宋体" w:hAnsi="宋体" w:eastAsia="宋体" w:cs="宋体"/>
               <w:szCs w:val="24"/>
             </w:rPr>
-            <w:instrText xml:space="preserve"> HYPERLINK \l _Toc3507 </w:instrText>
+            <w:instrText xml:space="preserve"> HYPERLINK \l _Toc30683 </w:instrText>
           </w:r>
           <w:r>
             <w:rPr>
@@ -3042,14 +3614,68 @@
               <w:rFonts w:hint="default"/>
               <w:lang w:val="en-US" w:eastAsia="zh-CN"/>
             </w:rPr>
-            <w:t xml:space="preserve">2.1.2. </w:t>
+            <w:t>4.2.2. 绩效过程辅导与反馈</w:t>
+          </w:r>
+          <w:r>
+            <w:tab/>
+          </w:r>
+          <w:r>
+            <w:fldChar w:fldCharType="begin"/>
+          </w:r>
+          <w:r>
+            <w:instrText xml:space="preserve"> PAGEREF _Toc30683 \h </w:instrText>
+          </w:r>
+          <w:r>
+            <w:fldChar w:fldCharType="separate"/>
+          </w:r>
+          <w:r>
+            <w:t>10</w:t>
+          </w:r>
+          <w:r>
+            <w:fldChar w:fldCharType="end"/>
           </w:r>
           <w:r>
             <w:rPr>
-              <w:rFonts w:hint="eastAsia"/>
+              <w:rFonts w:hint="eastAsia" w:ascii="宋体" w:hAnsi="宋体" w:eastAsia="宋体" w:cs="宋体"/>
+              <w:szCs w:val="24"/>
+            </w:rPr>
+            <w:fldChar w:fldCharType="end"/>
+          </w:r>
+        </w:p>
+        <w:p>
+          <w:pPr>
+            <w:pStyle w:val="13"/>
+            <w:tabs>
+              <w:tab w:val="right" w:leader="dot" w:pos="8306"/>
+            </w:tabs>
+          </w:pPr>
+          <w:r>
+            <w:rPr>
+              <w:rFonts w:hint="eastAsia" w:ascii="宋体" w:hAnsi="宋体" w:eastAsia="宋体" w:cs="宋体"/>
+              <w:szCs w:val="24"/>
+            </w:rPr>
+            <w:fldChar w:fldCharType="begin"/>
+          </w:r>
+          <w:r>
+            <w:rPr>
+              <w:rFonts w:hint="eastAsia" w:ascii="宋体" w:hAnsi="宋体" w:eastAsia="宋体" w:cs="宋体"/>
+              <w:szCs w:val="24"/>
+            </w:rPr>
+            <w:instrText xml:space="preserve"> HYPERLINK \l _Toc19089 </w:instrText>
+          </w:r>
+          <w:r>
+            <w:rPr>
+              <w:rFonts w:hint="eastAsia" w:ascii="宋体" w:hAnsi="宋体" w:eastAsia="宋体" w:cs="宋体"/>
+              <w:szCs w:val="24"/>
+            </w:rPr>
+            <w:fldChar w:fldCharType="separate"/>
+          </w:r>
+          <w:r>
+            <w:rPr>
+              <w:rFonts w:hint="default"/>
               <w:lang w:val="en-US" w:eastAsia="zh-CN"/>
             </w:rPr>
-            <w:t>研发总院用人需求</w:t>
+            <w:t>4.2.3. 绩效考核评估</w:t>
           </w:r>
           <w:r>
             <w:tab/>
@@ -3058,13 +3684,74 @@
             <w:fldChar w:fldCharType="begin"/>
           </w:r>
           <w:r>
-            <w:instrText xml:space="preserve"> PAGEREF _Toc3507 \h </w:instrText>
+            <w:instrText xml:space="preserve"> PAGEREF _Toc19089 \h </w:instrText>
           </w:r>
           <w:r>
             <w:fldChar w:fldCharType="separate"/>
           </w:r>
           <w:r>
-            <w:t>7</w:t>
+            <w:t>10</w:t>
+          </w:r>
+          <w:r>
+            <w:fldChar w:fldCharType="end"/>
+          </w:r>
+          <w:r>
+            <w:rPr>
+              <w:rFonts w:hint="eastAsia" w:ascii="宋体" w:hAnsi="宋体" w:eastAsia="宋体" w:cs="宋体"/>
+              <w:szCs w:val="24"/>
+            </w:rPr>
+            <w:fldChar w:fldCharType="end"/>
+          </w:r>
+        </w:p>
+        <w:p>
+          <w:pPr>
+            <w:pStyle w:val="13"/>
+            <w:tabs>
+              <w:tab w:val="right" w:leader="dot" w:pos="8306"/>
+            </w:tabs>
+          </w:pPr>
+          <w:r>
+            <w:rPr>
+              <w:rFonts w:hint="eastAsia" w:ascii="宋体" w:hAnsi="宋体" w:eastAsia="宋体" w:cs="宋体"/>
+              <w:szCs w:val="24"/>
+            </w:rPr>
+            <w:fldChar w:fldCharType="begin"/>
+          </w:r>
+          <w:r>
+            <w:rPr>
+              <w:rFonts w:hint="eastAsia" w:ascii="宋体" w:hAnsi="宋体" w:eastAsia="宋体" w:cs="宋体"/>
+              <w:szCs w:val="24"/>
+            </w:rPr>
+            <w:instrText xml:space="preserve"> HYPERLINK \l _Toc14405 </w:instrText>
+          </w:r>
+          <w:r>
+            <w:rPr>
+              <w:rFonts w:hint="eastAsia" w:ascii="宋体" w:hAnsi="宋体" w:eastAsia="宋体" w:cs="宋体"/>
+              <w:szCs w:val="24"/>
+            </w:rPr>
+            <w:fldChar w:fldCharType="separate"/>
+          </w:r>
+          <w:r>
+            <w:rPr>
+              <w:rFonts w:hint="default"/>
+              <w:lang w:val="en-US" w:eastAsia="zh-CN"/>
+            </w:rPr>
+            <w:t>4.2.4. 绩效结果反馈与面谈</w:t>
+          </w:r>
+          <w:r>
+            <w:tab/>
+          </w:r>
+          <w:r>
+            <w:fldChar w:fldCharType="begin"/>
+          </w:r>
+          <w:r>
+            <w:instrText xml:space="preserve"> PAGEREF _Toc14405 \h </w:instrText>
+          </w:r>
+          <w:r>
+            <w:fldChar w:fldCharType="separate"/>
+          </w:r>
+          <w:r>
+            <w:t>11</w:t>
           </w:r>
           <w:r>
             <w:fldChar w:fldCharType="end"/>
@@ -3096,7 +3783,7 @@
               <w:rFonts w:hint="eastAsia" w:ascii="宋体" w:hAnsi="宋体" w:eastAsia="宋体" w:cs="宋体"/>
               <w:szCs w:val="24"/>
             </w:rPr>
-            <w:instrText xml:space="preserve"> HYPERLINK \l _Toc26567 </w:instrText>
+            <w:instrText xml:space="preserve"> HYPERLINK \l _Toc10901 </w:instrText>
           </w:r>
           <w:r>
             <w:rPr>
@@ -3110,75 +3797,14 @@
               <w:rFonts w:hint="default"/>
               <w:lang w:val="en-US" w:eastAsia="zh-CN"/>
             </w:rPr>
-            <w:t>2.2. 招聘渠道与实施</w:t>
-          </w:r>
-          <w:r>
-            <w:tab/>
-          </w:r>
-          <w:r>
-            <w:fldChar w:fldCharType="begin"/>
-          </w:r>
-          <w:r>
-            <w:instrText xml:space="preserve"> PAGEREF _Toc26567 \h </w:instrText>
-          </w:r>
-          <w:r>
-            <w:fldChar w:fldCharType="separate"/>
-          </w:r>
-          <w:r>
-            <w:t>7</w:t>
-          </w:r>
-          <w:r>
-            <w:fldChar w:fldCharType="end"/>
-          </w:r>
-          <w:r>
-            <w:rPr>
-              <w:rFonts w:hint="eastAsia" w:ascii="宋体" w:hAnsi="宋体" w:eastAsia="宋体" w:cs="宋体"/>
-              <w:szCs w:val="24"/>
-            </w:rPr>
-            <w:fldChar w:fldCharType="end"/>
-          </w:r>
-        </w:p>
-        <w:p>
-          <w:pPr>
-            <w:pStyle w:val="13"/>
-            <w:tabs>
-              <w:tab w:val="right" w:leader="dot" w:pos="8306"/>
-            </w:tabs>
-          </w:pPr>
-          <w:r>
-            <w:rPr>
-              <w:rFonts w:hint="eastAsia" w:ascii="宋体" w:hAnsi="宋体" w:eastAsia="宋体" w:cs="宋体"/>
-              <w:szCs w:val="24"/>
-            </w:rPr>
-            <w:fldChar w:fldCharType="begin"/>
-          </w:r>
-          <w:r>
-            <w:rPr>
-              <w:rFonts w:hint="eastAsia" w:ascii="宋体" w:hAnsi="宋体" w:eastAsia="宋体" w:cs="宋体"/>
-              <w:szCs w:val="24"/>
-            </w:rPr>
-            <w:instrText xml:space="preserve"> HYPERLINK \l _Toc20835 </w:instrText>
-          </w:r>
-          <w:r>
-            <w:rPr>
-              <w:rFonts w:hint="eastAsia" w:ascii="宋体" w:hAnsi="宋体" w:eastAsia="宋体" w:cs="宋体"/>
-              <w:szCs w:val="24"/>
-            </w:rPr>
-            <w:fldChar w:fldCharType="separate"/>
-          </w:r>
-          <w:r>
-            <w:rPr>
-              <w:rFonts w:hint="default"/>
-              <w:lang w:val="en-US" w:eastAsia="zh-CN"/>
-            </w:rPr>
-            <w:t xml:space="preserve">2.2.1. </w:t>
+            <w:t xml:space="preserve">4.3. </w:t>
           </w:r>
           <w:r>
             <w:rPr>
               <w:rFonts w:hint="eastAsia"/>
               <w:lang w:val="en-US" w:eastAsia="zh-CN"/>
             </w:rPr>
-            <w:t>招聘渠道</w:t>
+            <w:t>考核指标要求</w:t>
           </w:r>
           <w:r>
             <w:tab/>
@@ -3187,81 +3813,13 @@
             <w:fldChar w:fldCharType="begin"/>
           </w:r>
           <w:r>
-            <w:instrText xml:space="preserve"> PAGEREF _Toc20835 \h </w:instrText>
+            <w:instrText xml:space="preserve"> PAGEREF _Toc10901 \h </w:instrText>
           </w:r>
           <w:r>
             <w:fldChar w:fldCharType="separate"/>
           </w:r>
           <w:r>
-            <w:t>7</w:t>
-          </w:r>
-          <w:r>
-            <w:fldChar w:fldCharType="end"/>
-          </w:r>
-          <w:r>
-            <w:rPr>
-              <w:rFonts w:hint="eastAsia" w:ascii="宋体" w:hAnsi="宋体" w:eastAsia="宋体" w:cs="宋体"/>
-              <w:szCs w:val="24"/>
-            </w:rPr>
-            <w:fldChar w:fldCharType="end"/>
-          </w:r>
-        </w:p>
-        <w:p>
-          <w:pPr>
-            <w:pStyle w:val="13"/>
-            <w:tabs>
-              <w:tab w:val="right" w:leader="dot" w:pos="8306"/>
-            </w:tabs>
-          </w:pPr>
-          <w:r>
-            <w:rPr>
-              <w:rFonts w:hint="eastAsia" w:ascii="宋体" w:hAnsi="宋体" w:eastAsia="宋体" w:cs="宋体"/>
-              <w:szCs w:val="24"/>
-            </w:rPr>
-            <w:fldChar w:fldCharType="begin"/>
-          </w:r>
-          <w:r>
-            <w:rPr>
-              <w:rFonts w:hint="eastAsia" w:ascii="宋体" w:hAnsi="宋体" w:eastAsia="宋体" w:cs="宋体"/>
-              <w:szCs w:val="24"/>
-            </w:rPr>
-            <w:instrText xml:space="preserve"> HYPERLINK \l _Toc26101 </w:instrText>
-          </w:r>
-          <w:r>
-            <w:rPr>
-              <w:rFonts w:hint="eastAsia" w:ascii="宋体" w:hAnsi="宋体" w:eastAsia="宋体" w:cs="宋体"/>
-              <w:szCs w:val="24"/>
-            </w:rPr>
-            <w:fldChar w:fldCharType="separate"/>
-          </w:r>
-          <w:r>
-            <w:rPr>
-              <w:rFonts w:hint="default"/>
-              <w:lang w:val="en-US" w:eastAsia="zh-CN"/>
-            </w:rPr>
-            <w:t xml:space="preserve">2.2.2. </w:t>
-          </w:r>
-          <w:r>
-            <w:rPr>
-              <w:rFonts w:hint="eastAsia"/>
-              <w:lang w:val="en-US" w:eastAsia="zh-CN"/>
-            </w:rPr>
-            <w:t>招聘实施计划</w:t>
-          </w:r>
-          <w:r>
-            <w:tab/>
-          </w:r>
-          <w:r>
-            <w:fldChar w:fldCharType="begin"/>
-          </w:r>
-          <w:r>
-            <w:instrText xml:space="preserve"> PAGEREF _Toc26101 \h </w:instrText>
-          </w:r>
-          <w:r>
-            <w:fldChar w:fldCharType="separate"/>
-          </w:r>
-          <w:r>
-            <w:t>8</w:t>
+            <w:t>11</w:t>
           </w:r>
           <w:r>
             <w:fldChar w:fldCharType="end"/>
@@ -3293,7 +3851,7 @@
               <w:rFonts w:hint="eastAsia" w:ascii="宋体" w:hAnsi="宋体" w:eastAsia="宋体" w:cs="宋体"/>
               <w:szCs w:val="24"/>
             </w:rPr>
-            <w:instrText xml:space="preserve"> HYPERLINK \l _Toc18755 </w:instrText>
+            <w:instrText xml:space="preserve"> HYPERLINK \l _Toc6798 </w:instrText>
           </w:r>
           <w:r>
             <w:rPr>
@@ -3307,7 +3865,7 @@
               <w:rFonts w:hint="default"/>
               <w:lang w:val="en-US" w:eastAsia="zh-CN"/>
             </w:rPr>
-            <w:t>3. 人员储备</w:t>
+            <w:t>5. 人员技能评定</w:t>
           </w:r>
           <w:r>
             <w:rPr>
@@ -3323,13 +3881,13 @@
             <w:fldChar w:fldCharType="begin"/>
           </w:r>
           <w:r>
-            <w:instrText xml:space="preserve"> PAGEREF _Toc18755 \h </w:instrText>
+            <w:instrText xml:space="preserve"> PAGEREF _Toc6798 \h </w:instrText>
           </w:r>
           <w:r>
             <w:fldChar w:fldCharType="separate"/>
           </w:r>
           <w:r>
-            <w:t>9</w:t>
+            <w:t>11</w:t>
           </w:r>
           <w:r>
             <w:fldChar w:fldCharType="end"/>
@@ -3361,7 +3919,7 @@
               <w:rFonts w:hint="eastAsia" w:ascii="宋体" w:hAnsi="宋体" w:eastAsia="宋体" w:cs="宋体"/>
               <w:szCs w:val="24"/>
             </w:rPr>
-            <w:instrText xml:space="preserve"> HYPERLINK \l _Toc15545 </w:instrText>
+            <w:instrText xml:space="preserve"> HYPERLINK \l _Toc19029 </w:instrText>
           </w:r>
           <w:r>
             <w:rPr>
@@ -3375,7 +3933,7 @@
               <w:rFonts w:hint="default"/>
               <w:lang w:val="en-US" w:eastAsia="zh-CN"/>
             </w:rPr>
-            <w:t>3.1. 储备岗位识别</w:t>
+            <w:t>5.1. 评定流程</w:t>
           </w:r>
           <w:r>
             <w:tab/>
@@ -3384,13 +3942,13 @@
             <w:fldChar w:fldCharType="begin"/>
           </w:r>
           <w:r>
-            <w:instrText xml:space="preserve"> PAGEREF _Toc15545 \h </w:instrText>
+            <w:instrText xml:space="preserve"> PAGEREF _Toc19029 \h </w:instrText>
           </w:r>
           <w:r>
             <w:fldChar w:fldCharType="separate"/>
           </w:r>
           <w:r>
-            <w:t>9</w:t>
+            <w:t>11</w:t>
           </w:r>
           <w:r>
             <w:fldChar w:fldCharType="end"/>
@@ -3422,7 +3980,7 @@
               <w:rFonts w:hint="eastAsia" w:ascii="宋体" w:hAnsi="宋体" w:eastAsia="宋体" w:cs="宋体"/>
               <w:szCs w:val="24"/>
             </w:rPr>
-            <w:instrText xml:space="preserve"> HYPERLINK \l _Toc18664 </w:instrText>
+            <w:instrText xml:space="preserve"> HYPERLINK \l _Toc32412 </w:instrText>
           </w:r>
           <w:r>
             <w:rPr>
@@ -3436,7 +3994,7 @@
               <w:rFonts w:hint="default"/>
               <w:lang w:val="en-US" w:eastAsia="zh-CN"/>
             </w:rPr>
-            <w:t>3.2. 储备人员选拔标准</w:t>
+            <w:t>5.2. 技能模型与等级标准</w:t>
           </w:r>
           <w:r>
             <w:tab/>
@@ -3445,13 +4003,13 @@
             <w:fldChar w:fldCharType="begin"/>
           </w:r>
           <w:r>
-            <w:instrText xml:space="preserve"> PAGEREF _Toc18664 \h </w:instrText>
+            <w:instrText xml:space="preserve"> PAGEREF _Toc32412 \h </w:instrText>
           </w:r>
           <w:r>
             <w:fldChar w:fldCharType="separate"/>
           </w:r>
           <w:r>
-            <w:t>9</w:t>
+            <w:t>11</w:t>
           </w:r>
           <w:r>
             <w:fldChar w:fldCharType="end"/>
@@ -3483,7 +4041,7 @@
               <w:rFonts w:hint="eastAsia" w:ascii="宋体" w:hAnsi="宋体" w:eastAsia="宋体" w:cs="宋体"/>
               <w:szCs w:val="24"/>
             </w:rPr>
-            <w:instrText xml:space="preserve"> HYPERLINK \l _Toc29849 </w:instrText>
+            <w:instrText xml:space="preserve"> HYPERLINK \l _Toc3808 </w:instrText>
           </w:r>
           <w:r>
             <w:rPr>
@@ -3497,7 +4055,7 @@
               <w:rFonts w:hint="default"/>
               <w:lang w:val="en-US" w:eastAsia="zh-CN"/>
             </w:rPr>
-            <w:t>3.3. 储备计划制定</w:t>
+            <w:t>5.3. 评定周期</w:t>
           </w:r>
           <w:r>
             <w:tab/>
@@ -3506,81 +4064,13 @@
             <w:fldChar w:fldCharType="begin"/>
           </w:r>
           <w:r>
-            <w:instrText xml:space="preserve"> PAGEREF _Toc29849 \h </w:instrText>
+            <w:instrText xml:space="preserve"> PAGEREF _Toc3808 \h </w:instrText>
           </w:r>
           <w:r>
             <w:fldChar w:fldCharType="separate"/>
           </w:r>
           <w:r>
-            <w:t>10</w:t>
-          </w:r>
-          <w:r>
-            <w:fldChar w:fldCharType="end"/>
-          </w:r>
-          <w:r>
-            <w:rPr>
-              <w:rFonts w:hint="eastAsia" w:ascii="宋体" w:hAnsi="宋体" w:eastAsia="宋体" w:cs="宋体"/>
-              <w:szCs w:val="24"/>
-            </w:rPr>
-            <w:fldChar w:fldCharType="end"/>
-          </w:r>
-        </w:p>
-        <w:p>
-          <w:pPr>
-            <w:pStyle w:val="16"/>
-            <w:tabs>
-              <w:tab w:val="right" w:leader="dot" w:pos="8306"/>
-            </w:tabs>
-          </w:pPr>
-          <w:r>
-            <w:rPr>
-              <w:rFonts w:hint="eastAsia" w:ascii="宋体" w:hAnsi="宋体" w:eastAsia="宋体" w:cs="宋体"/>
-              <w:szCs w:val="24"/>
-            </w:rPr>
-            <w:fldChar w:fldCharType="begin"/>
-          </w:r>
-          <w:r>
-            <w:rPr>
-              <w:rFonts w:hint="eastAsia" w:ascii="宋体" w:hAnsi="宋体" w:eastAsia="宋体" w:cs="宋体"/>
-              <w:szCs w:val="24"/>
-            </w:rPr>
-            <w:instrText xml:space="preserve"> HYPERLINK \l _Toc13561 </w:instrText>
-          </w:r>
-          <w:r>
-            <w:rPr>
-              <w:rFonts w:hint="eastAsia" w:ascii="宋体" w:hAnsi="宋体" w:eastAsia="宋体" w:cs="宋体"/>
-              <w:szCs w:val="24"/>
-            </w:rPr>
-            <w:fldChar w:fldCharType="separate"/>
-          </w:r>
-          <w:r>
-            <w:rPr>
-              <w:rFonts w:hint="default"/>
-              <w:lang w:val="en-US" w:eastAsia="zh-CN"/>
-            </w:rPr>
-            <w:t>4. 人员培训</w:t>
-          </w:r>
-          <w:r>
-            <w:rPr>
-              <w:rFonts w:hint="eastAsia"/>
-              <w:lang w:val="en-US" w:eastAsia="zh-CN"/>
-            </w:rPr>
-            <w:t>计划</w:t>
-          </w:r>
-          <w:r>
-            <w:tab/>
-          </w:r>
-          <w:r>
-            <w:fldChar w:fldCharType="begin"/>
-          </w:r>
-          <w:r>
-            <w:instrText xml:space="preserve"> PAGEREF _Toc13561 \h </w:instrText>
-          </w:r>
-          <w:r>
-            <w:fldChar w:fldCharType="separate"/>
-          </w:r>
-          <w:r>
-            <w:t>10</w:t>
+            <w:t>12</w:t>
           </w:r>
           <w:r>
             <w:fldChar w:fldCharType="end"/>
@@ -3612,7 +4102,7 @@
               <w:rFonts w:hint="eastAsia" w:ascii="宋体" w:hAnsi="宋体" w:eastAsia="宋体" w:cs="宋体"/>
               <w:szCs w:val="24"/>
             </w:rPr>
-            <w:instrText xml:space="preserve"> HYPERLINK \l _Toc19698 </w:instrText>
+            <w:instrText xml:space="preserve"> HYPERLINK \l _Toc12028 </w:instrText>
           </w:r>
           <w:r>
             <w:rPr>
@@ -3626,7 +4116,7 @@
               <w:rFonts w:hint="default"/>
               <w:lang w:val="en-US" w:eastAsia="zh-CN"/>
             </w:rPr>
-            <w:t>4.1. 培训计划制定与审批</w:t>
+            <w:t>5.4. 评定方法与实施</w:t>
           </w:r>
           <w:r>
             <w:tab/>
@@ -3635,1200 +4125,13 @@
             <w:fldChar w:fldCharType="begin"/>
           </w:r>
           <w:r>
-            <w:instrText xml:space="preserve"> PAGEREF _Toc19698 \h </w:instrText>
+            <w:instrText xml:space="preserve"> PAGEREF _Toc12028 \h </w:instrText>
           </w:r>
           <w:r>
             <w:fldChar w:fldCharType="separate"/>
           </w:r>
           <w:r>
-            <w:t>10</w:t>
-          </w:r>
-          <w:r>
-            <w:fldChar w:fldCharType="end"/>
-          </w:r>
-          <w:r>
-            <w:rPr>
-              <w:rFonts w:hint="eastAsia" w:ascii="宋体" w:hAnsi="宋体" w:eastAsia="宋体" w:cs="宋体"/>
-              <w:szCs w:val="24"/>
-            </w:rPr>
-            <w:fldChar w:fldCharType="end"/>
-          </w:r>
-        </w:p>
-        <w:p>
-          <w:pPr>
-            <w:pStyle w:val="17"/>
-            <w:tabs>
-              <w:tab w:val="right" w:leader="dot" w:pos="8306"/>
-            </w:tabs>
-          </w:pPr>
-          <w:r>
-            <w:rPr>
-              <w:rFonts w:hint="eastAsia" w:ascii="宋体" w:hAnsi="宋体" w:eastAsia="宋体" w:cs="宋体"/>
-              <w:szCs w:val="24"/>
-            </w:rPr>
-            <w:fldChar w:fldCharType="begin"/>
-          </w:r>
-          <w:r>
-            <w:rPr>
-              <w:rFonts w:hint="eastAsia" w:ascii="宋体" w:hAnsi="宋体" w:eastAsia="宋体" w:cs="宋体"/>
-              <w:szCs w:val="24"/>
-            </w:rPr>
-            <w:instrText xml:space="preserve"> HYPERLINK \l _Toc20330 </w:instrText>
-          </w:r>
-          <w:r>
-            <w:rPr>
-              <w:rFonts w:hint="eastAsia" w:ascii="宋体" w:hAnsi="宋体" w:eastAsia="宋体" w:cs="宋体"/>
-              <w:szCs w:val="24"/>
-            </w:rPr>
-            <w:fldChar w:fldCharType="separate"/>
-          </w:r>
-          <w:r>
-            <w:rPr>
-              <w:rFonts w:hint="default"/>
-              <w:lang w:val="en-US" w:eastAsia="zh-CN"/>
-            </w:rPr>
-            <w:t>4.2. 培训组织实施</w:t>
-          </w:r>
-          <w:r>
-            <w:tab/>
-          </w:r>
-          <w:r>
-            <w:fldChar w:fldCharType="begin"/>
-          </w:r>
-          <w:r>
-            <w:instrText xml:space="preserve"> PAGEREF _Toc20330 \h </w:instrText>
-          </w:r>
-          <w:r>
-            <w:fldChar w:fldCharType="separate"/>
-          </w:r>
-          <w:r>
-            <w:t>10</w:t>
-          </w:r>
-          <w:r>
-            <w:fldChar w:fldCharType="end"/>
-          </w:r>
-          <w:r>
-            <w:rPr>
-              <w:rFonts w:hint="eastAsia" w:ascii="宋体" w:hAnsi="宋体" w:eastAsia="宋体" w:cs="宋体"/>
-              <w:szCs w:val="24"/>
-            </w:rPr>
-            <w:fldChar w:fldCharType="end"/>
-          </w:r>
-        </w:p>
-        <w:p>
-          <w:pPr>
-            <w:pStyle w:val="17"/>
-            <w:tabs>
-              <w:tab w:val="right" w:leader="dot" w:pos="8306"/>
-            </w:tabs>
-          </w:pPr>
-          <w:r>
-            <w:rPr>
-              <w:rFonts w:hint="eastAsia" w:ascii="宋体" w:hAnsi="宋体" w:eastAsia="宋体" w:cs="宋体"/>
-              <w:szCs w:val="24"/>
-            </w:rPr>
-            <w:fldChar w:fldCharType="begin"/>
-          </w:r>
-          <w:r>
-            <w:rPr>
-              <w:rFonts w:hint="eastAsia" w:ascii="宋体" w:hAnsi="宋体" w:eastAsia="宋体" w:cs="宋体"/>
-              <w:szCs w:val="24"/>
-            </w:rPr>
-            <w:instrText xml:space="preserve"> HYPERLINK \l _Toc10184 </w:instrText>
-          </w:r>
-          <w:r>
-            <w:rPr>
-              <w:rFonts w:hint="eastAsia" w:ascii="宋体" w:hAnsi="宋体" w:eastAsia="宋体" w:cs="宋体"/>
-              <w:szCs w:val="24"/>
-            </w:rPr>
-            <w:fldChar w:fldCharType="separate"/>
-          </w:r>
-          <w:r>
-            <w:rPr>
-              <w:rFonts w:hint="default"/>
-              <w:lang w:val="en-US" w:eastAsia="zh-CN"/>
-            </w:rPr>
-            <w:t>4.3. 培训效果评估与记录</w:t>
-          </w:r>
-          <w:r>
-            <w:tab/>
-          </w:r>
-          <w:r>
-            <w:fldChar w:fldCharType="begin"/>
-          </w:r>
-          <w:r>
-            <w:instrText xml:space="preserve"> PAGEREF _Toc10184 \h </w:instrText>
-          </w:r>
-          <w:r>
-            <w:fldChar w:fldCharType="separate"/>
-          </w:r>
-          <w:r>
-            <w:t>11</w:t>
-          </w:r>
-          <w:r>
-            <w:fldChar w:fldCharType="end"/>
-          </w:r>
-          <w:r>
-            <w:rPr>
-              <w:rFonts w:hint="eastAsia" w:ascii="宋体" w:hAnsi="宋体" w:eastAsia="宋体" w:cs="宋体"/>
-              <w:szCs w:val="24"/>
-            </w:rPr>
-            <w:fldChar w:fldCharType="end"/>
-          </w:r>
-        </w:p>
-        <w:p>
-          <w:pPr>
-            <w:pStyle w:val="17"/>
-            <w:tabs>
-              <w:tab w:val="right" w:leader="dot" w:pos="8306"/>
-            </w:tabs>
-          </w:pPr>
-          <w:r>
-            <w:rPr>
-              <w:rFonts w:hint="eastAsia" w:ascii="宋体" w:hAnsi="宋体" w:eastAsia="宋体" w:cs="宋体"/>
-              <w:szCs w:val="24"/>
-            </w:rPr>
-            <w:fldChar w:fldCharType="begin"/>
-          </w:r>
-          <w:r>
-            <w:rPr>
-              <w:rFonts w:hint="eastAsia" w:ascii="宋体" w:hAnsi="宋体" w:eastAsia="宋体" w:cs="宋体"/>
-              <w:szCs w:val="24"/>
-            </w:rPr>
-            <w:instrText xml:space="preserve"> HYPERLINK \l _Toc649 </w:instrText>
-          </w:r>
-          <w:r>
-            <w:rPr>
-              <w:rFonts w:hint="eastAsia" w:ascii="宋体" w:hAnsi="宋体" w:eastAsia="宋体" w:cs="宋体"/>
-              <w:szCs w:val="24"/>
-            </w:rPr>
-            <w:fldChar w:fldCharType="separate"/>
-          </w:r>
-          <w:r>
-            <w:rPr>
-              <w:rFonts w:hint="default"/>
-              <w:lang w:val="en-US" w:eastAsia="zh-CN"/>
-            </w:rPr>
-            <w:t>4.4. 培训记录管理与归档</w:t>
-          </w:r>
-          <w:r>
-            <w:tab/>
-          </w:r>
-          <w:r>
-            <w:fldChar w:fldCharType="begin"/>
-          </w:r>
-          <w:r>
-            <w:instrText xml:space="preserve"> PAGEREF _Toc649 \h </w:instrText>
-          </w:r>
-          <w:r>
-            <w:fldChar w:fldCharType="separate"/>
-          </w:r>
-          <w:r>
-            <w:t>11</w:t>
-          </w:r>
-          <w:r>
-            <w:fldChar w:fldCharType="end"/>
-          </w:r>
-          <w:r>
-            <w:rPr>
-              <w:rFonts w:hint="eastAsia" w:ascii="宋体" w:hAnsi="宋体" w:eastAsia="宋体" w:cs="宋体"/>
-              <w:szCs w:val="24"/>
-            </w:rPr>
-            <w:fldChar w:fldCharType="end"/>
-          </w:r>
-        </w:p>
-        <w:p>
-          <w:pPr>
-            <w:pStyle w:val="16"/>
-            <w:tabs>
-              <w:tab w:val="right" w:leader="dot" w:pos="8306"/>
-            </w:tabs>
-          </w:pPr>
-          <w:r>
-            <w:rPr>
-              <w:rFonts w:hint="eastAsia" w:ascii="宋体" w:hAnsi="宋体" w:eastAsia="宋体" w:cs="宋体"/>
-              <w:szCs w:val="24"/>
-            </w:rPr>
-            <w:fldChar w:fldCharType="begin"/>
-          </w:r>
-          <w:r>
-            <w:rPr>
-              <w:rFonts w:hint="eastAsia" w:ascii="宋体" w:hAnsi="宋体" w:eastAsia="宋体" w:cs="宋体"/>
-              <w:szCs w:val="24"/>
-            </w:rPr>
-            <w:instrText xml:space="preserve"> HYPERLINK \l _Toc32039 </w:instrText>
-          </w:r>
-          <w:r>
-            <w:rPr>
-              <w:rFonts w:hint="eastAsia" w:ascii="宋体" w:hAnsi="宋体" w:eastAsia="宋体" w:cs="宋体"/>
-              <w:szCs w:val="24"/>
-            </w:rPr>
-            <w:fldChar w:fldCharType="separate"/>
-          </w:r>
-          <w:r>
-            <w:rPr>
-              <w:rFonts w:hint="default"/>
-              <w:lang w:val="en-US" w:eastAsia="zh-CN"/>
-            </w:rPr>
-            <w:t>5. 人员备份</w:t>
-          </w:r>
-          <w:r>
-            <w:rPr>
-              <w:rFonts w:hint="eastAsia"/>
-              <w:lang w:val="en-US" w:eastAsia="zh-CN"/>
-            </w:rPr>
-            <w:t>计划</w:t>
-          </w:r>
-          <w:r>
-            <w:tab/>
-          </w:r>
-          <w:r>
-            <w:fldChar w:fldCharType="begin"/>
-          </w:r>
-          <w:r>
-            <w:instrText xml:space="preserve"> PAGEREF _Toc32039 \h </w:instrText>
-          </w:r>
-          <w:r>
-            <w:fldChar w:fldCharType="separate"/>
-          </w:r>
-          <w:r>
             <w:t>12</w:t>
-          </w:r>
-          <w:r>
-            <w:fldChar w:fldCharType="end"/>
-          </w:r>
-          <w:r>
-            <w:rPr>
-              <w:rFonts w:hint="eastAsia" w:ascii="宋体" w:hAnsi="宋体" w:eastAsia="宋体" w:cs="宋体"/>
-              <w:szCs w:val="24"/>
-            </w:rPr>
-            <w:fldChar w:fldCharType="end"/>
-          </w:r>
-        </w:p>
-        <w:p>
-          <w:pPr>
-            <w:pStyle w:val="17"/>
-            <w:tabs>
-              <w:tab w:val="right" w:leader="dot" w:pos="8306"/>
-            </w:tabs>
-          </w:pPr>
-          <w:r>
-            <w:rPr>
-              <w:rFonts w:hint="eastAsia" w:ascii="宋体" w:hAnsi="宋体" w:eastAsia="宋体" w:cs="宋体"/>
-              <w:szCs w:val="24"/>
-            </w:rPr>
-            <w:fldChar w:fldCharType="begin"/>
-          </w:r>
-          <w:r>
-            <w:rPr>
-              <w:rFonts w:hint="eastAsia" w:ascii="宋体" w:hAnsi="宋体" w:eastAsia="宋体" w:cs="宋体"/>
-              <w:szCs w:val="24"/>
-            </w:rPr>
-            <w:instrText xml:space="preserve"> HYPERLINK \l _Toc2399 </w:instrText>
-          </w:r>
-          <w:r>
-            <w:rPr>
-              <w:rFonts w:hint="eastAsia" w:ascii="宋体" w:hAnsi="宋体" w:eastAsia="宋体" w:cs="宋体"/>
-              <w:szCs w:val="24"/>
-            </w:rPr>
-            <w:fldChar w:fldCharType="separate"/>
-          </w:r>
-          <w:r>
-            <w:rPr>
-              <w:rFonts w:hint="default"/>
-              <w:lang w:val="en-US" w:eastAsia="zh-CN"/>
-            </w:rPr>
-            <w:t>5.1. 备份岗位确定</w:t>
-          </w:r>
-          <w:r>
-            <w:tab/>
-          </w:r>
-          <w:r>
-            <w:fldChar w:fldCharType="begin"/>
-          </w:r>
-          <w:r>
-            <w:instrText xml:space="preserve"> PAGEREF _Toc2399 \h </w:instrText>
-          </w:r>
-          <w:r>
-            <w:fldChar w:fldCharType="separate"/>
-          </w:r>
-          <w:r>
-            <w:t>12</w:t>
-          </w:r>
-          <w:r>
-            <w:fldChar w:fldCharType="end"/>
-          </w:r>
-          <w:r>
-            <w:rPr>
-              <w:rFonts w:hint="eastAsia" w:ascii="宋体" w:hAnsi="宋体" w:eastAsia="宋体" w:cs="宋体"/>
-              <w:szCs w:val="24"/>
-            </w:rPr>
-            <w:fldChar w:fldCharType="end"/>
-          </w:r>
-        </w:p>
-        <w:p>
-          <w:pPr>
-            <w:pStyle w:val="17"/>
-            <w:tabs>
-              <w:tab w:val="right" w:leader="dot" w:pos="8306"/>
-            </w:tabs>
-          </w:pPr>
-          <w:r>
-            <w:rPr>
-              <w:rFonts w:hint="eastAsia" w:ascii="宋体" w:hAnsi="宋体" w:eastAsia="宋体" w:cs="宋体"/>
-              <w:szCs w:val="24"/>
-            </w:rPr>
-            <w:fldChar w:fldCharType="begin"/>
-          </w:r>
-          <w:r>
-            <w:rPr>
-              <w:rFonts w:hint="eastAsia" w:ascii="宋体" w:hAnsi="宋体" w:eastAsia="宋体" w:cs="宋体"/>
-              <w:szCs w:val="24"/>
-            </w:rPr>
-            <w:instrText xml:space="preserve"> HYPERLINK \l _Toc23154 </w:instrText>
-          </w:r>
-          <w:r>
-            <w:rPr>
-              <w:rFonts w:hint="eastAsia" w:ascii="宋体" w:hAnsi="宋体" w:eastAsia="宋体" w:cs="宋体"/>
-              <w:szCs w:val="24"/>
-            </w:rPr>
-            <w:fldChar w:fldCharType="separate"/>
-          </w:r>
-          <w:r>
-            <w:rPr>
-              <w:rFonts w:hint="default"/>
-              <w:lang w:val="en-US" w:eastAsia="zh-CN"/>
-            </w:rPr>
-            <w:t>5.2. 备份人员指定与培训</w:t>
-          </w:r>
-          <w:r>
-            <w:tab/>
-          </w:r>
-          <w:r>
-            <w:fldChar w:fldCharType="begin"/>
-          </w:r>
-          <w:r>
-            <w:instrText xml:space="preserve"> PAGEREF _Toc23154 \h </w:instrText>
-          </w:r>
-          <w:r>
-            <w:fldChar w:fldCharType="separate"/>
-          </w:r>
-          <w:r>
-            <w:t>12</w:t>
-          </w:r>
-          <w:r>
-            <w:fldChar w:fldCharType="end"/>
-          </w:r>
-          <w:r>
-            <w:rPr>
-              <w:rFonts w:hint="eastAsia" w:ascii="宋体" w:hAnsi="宋体" w:eastAsia="宋体" w:cs="宋体"/>
-              <w:szCs w:val="24"/>
-            </w:rPr>
-            <w:fldChar w:fldCharType="end"/>
-          </w:r>
-        </w:p>
-        <w:p>
-          <w:pPr>
-            <w:pStyle w:val="16"/>
-            <w:tabs>
-              <w:tab w:val="right" w:leader="dot" w:pos="8306"/>
-            </w:tabs>
-          </w:pPr>
-          <w:r>
-            <w:rPr>
-              <w:rFonts w:hint="eastAsia" w:ascii="宋体" w:hAnsi="宋体" w:eastAsia="宋体" w:cs="宋体"/>
-              <w:szCs w:val="24"/>
-            </w:rPr>
-            <w:fldChar w:fldCharType="begin"/>
-          </w:r>
-          <w:r>
-            <w:rPr>
-              <w:rFonts w:hint="eastAsia" w:ascii="宋体" w:hAnsi="宋体" w:eastAsia="宋体" w:cs="宋体"/>
-              <w:szCs w:val="24"/>
-            </w:rPr>
-            <w:instrText xml:space="preserve"> HYPERLINK \l _Toc2103 </w:instrText>
-          </w:r>
-          <w:r>
-            <w:rPr>
-              <w:rFonts w:hint="eastAsia" w:ascii="宋体" w:hAnsi="宋体" w:eastAsia="宋体" w:cs="宋体"/>
-              <w:szCs w:val="24"/>
-            </w:rPr>
-            <w:fldChar w:fldCharType="separate"/>
-          </w:r>
-          <w:r>
-            <w:rPr>
-              <w:rFonts w:hint="default"/>
-              <w:lang w:val="en-US" w:eastAsia="zh-CN"/>
-            </w:rPr>
-            <w:t>6. 人员绩效考核</w:t>
-          </w:r>
-          <w:r>
-            <w:rPr>
-              <w:rFonts w:hint="eastAsia"/>
-              <w:lang w:val="en-US" w:eastAsia="zh-CN"/>
-            </w:rPr>
-            <w:t>计划</w:t>
-          </w:r>
-          <w:r>
-            <w:tab/>
-          </w:r>
-          <w:r>
-            <w:fldChar w:fldCharType="begin"/>
-          </w:r>
-          <w:r>
-            <w:instrText xml:space="preserve"> PAGEREF _Toc2103 \h </w:instrText>
-          </w:r>
-          <w:r>
-            <w:fldChar w:fldCharType="separate"/>
-          </w:r>
-          <w:r>
-            <w:t>13</w:t>
-          </w:r>
-          <w:r>
-            <w:fldChar w:fldCharType="end"/>
-          </w:r>
-          <w:r>
-            <w:rPr>
-              <w:rFonts w:hint="eastAsia" w:ascii="宋体" w:hAnsi="宋体" w:eastAsia="宋体" w:cs="宋体"/>
-              <w:szCs w:val="24"/>
-            </w:rPr>
-            <w:fldChar w:fldCharType="end"/>
-          </w:r>
-        </w:p>
-        <w:p>
-          <w:pPr>
-            <w:pStyle w:val="17"/>
-            <w:tabs>
-              <w:tab w:val="right" w:leader="dot" w:pos="8306"/>
-            </w:tabs>
-          </w:pPr>
-          <w:r>
-            <w:rPr>
-              <w:rFonts w:hint="eastAsia" w:ascii="宋体" w:hAnsi="宋体" w:eastAsia="宋体" w:cs="宋体"/>
-              <w:szCs w:val="24"/>
-            </w:rPr>
-            <w:fldChar w:fldCharType="begin"/>
-          </w:r>
-          <w:r>
-            <w:rPr>
-              <w:rFonts w:hint="eastAsia" w:ascii="宋体" w:hAnsi="宋体" w:eastAsia="宋体" w:cs="宋体"/>
-              <w:szCs w:val="24"/>
-            </w:rPr>
-            <w:instrText xml:space="preserve"> HYPERLINK \l _Toc21850 </w:instrText>
-          </w:r>
-          <w:r>
-            <w:rPr>
-              <w:rFonts w:hint="eastAsia" w:ascii="宋体" w:hAnsi="宋体" w:eastAsia="宋体" w:cs="宋体"/>
-              <w:szCs w:val="24"/>
-            </w:rPr>
-            <w:fldChar w:fldCharType="separate"/>
-          </w:r>
-          <w:r>
-            <w:rPr>
-              <w:rFonts w:hint="default"/>
-              <w:lang w:val="en-US" w:eastAsia="zh-CN"/>
-            </w:rPr>
-            <w:t>6.1. 考核周期设定</w:t>
-          </w:r>
-          <w:r>
-            <w:tab/>
-          </w:r>
-          <w:r>
-            <w:fldChar w:fldCharType="begin"/>
-          </w:r>
-          <w:r>
-            <w:instrText xml:space="preserve"> PAGEREF _Toc21850 \h </w:instrText>
-          </w:r>
-          <w:r>
-            <w:fldChar w:fldCharType="separate"/>
-          </w:r>
-          <w:r>
-            <w:t>13</w:t>
-          </w:r>
-          <w:r>
-            <w:fldChar w:fldCharType="end"/>
-          </w:r>
-          <w:r>
-            <w:rPr>
-              <w:rFonts w:hint="eastAsia" w:ascii="宋体" w:hAnsi="宋体" w:eastAsia="宋体" w:cs="宋体"/>
-              <w:szCs w:val="24"/>
-            </w:rPr>
-            <w:fldChar w:fldCharType="end"/>
-          </w:r>
-        </w:p>
-        <w:p>
-          <w:pPr>
-            <w:pStyle w:val="17"/>
-            <w:tabs>
-              <w:tab w:val="right" w:leader="dot" w:pos="8306"/>
-            </w:tabs>
-          </w:pPr>
-          <w:r>
-            <w:rPr>
-              <w:rFonts w:hint="eastAsia" w:ascii="宋体" w:hAnsi="宋体" w:eastAsia="宋体" w:cs="宋体"/>
-              <w:szCs w:val="24"/>
-            </w:rPr>
-            <w:fldChar w:fldCharType="begin"/>
-          </w:r>
-          <w:r>
-            <w:rPr>
-              <w:rFonts w:hint="eastAsia" w:ascii="宋体" w:hAnsi="宋体" w:eastAsia="宋体" w:cs="宋体"/>
-              <w:szCs w:val="24"/>
-            </w:rPr>
-            <w:instrText xml:space="preserve"> HYPERLINK \l _Toc32333 </w:instrText>
-          </w:r>
-          <w:r>
-            <w:rPr>
-              <w:rFonts w:hint="eastAsia" w:ascii="宋体" w:hAnsi="宋体" w:eastAsia="宋体" w:cs="宋体"/>
-              <w:szCs w:val="24"/>
-            </w:rPr>
-            <w:fldChar w:fldCharType="separate"/>
-          </w:r>
-          <w:r>
-            <w:rPr>
-              <w:rFonts w:hint="default"/>
-              <w:lang w:val="en-US" w:eastAsia="zh-CN"/>
-            </w:rPr>
-            <w:t>6.2. 考核流程</w:t>
-          </w:r>
-          <w:r>
-            <w:tab/>
-          </w:r>
-          <w:r>
-            <w:fldChar w:fldCharType="begin"/>
-          </w:r>
-          <w:r>
-            <w:instrText xml:space="preserve"> PAGEREF _Toc32333 \h </w:instrText>
-          </w:r>
-          <w:r>
-            <w:fldChar w:fldCharType="separate"/>
-          </w:r>
-          <w:r>
-            <w:t>13</w:t>
-          </w:r>
-          <w:r>
-            <w:fldChar w:fldCharType="end"/>
-          </w:r>
-          <w:r>
-            <w:rPr>
-              <w:rFonts w:hint="eastAsia" w:ascii="宋体" w:hAnsi="宋体" w:eastAsia="宋体" w:cs="宋体"/>
-              <w:szCs w:val="24"/>
-            </w:rPr>
-            <w:fldChar w:fldCharType="end"/>
-          </w:r>
-        </w:p>
-        <w:p>
-          <w:pPr>
-            <w:pStyle w:val="13"/>
-            <w:tabs>
-              <w:tab w:val="right" w:leader="dot" w:pos="8306"/>
-            </w:tabs>
-          </w:pPr>
-          <w:r>
-            <w:rPr>
-              <w:rFonts w:hint="eastAsia" w:ascii="宋体" w:hAnsi="宋体" w:eastAsia="宋体" w:cs="宋体"/>
-              <w:szCs w:val="24"/>
-            </w:rPr>
-            <w:fldChar w:fldCharType="begin"/>
-          </w:r>
-          <w:r>
-            <w:rPr>
-              <w:rFonts w:hint="eastAsia" w:ascii="宋体" w:hAnsi="宋体" w:eastAsia="宋体" w:cs="宋体"/>
-              <w:szCs w:val="24"/>
-            </w:rPr>
-            <w:instrText xml:space="preserve"> HYPERLINK \l _Toc22350 </w:instrText>
-          </w:r>
-          <w:r>
-            <w:rPr>
-              <w:rFonts w:hint="eastAsia" w:ascii="宋体" w:hAnsi="宋体" w:eastAsia="宋体" w:cs="宋体"/>
-              <w:szCs w:val="24"/>
-            </w:rPr>
-            <w:fldChar w:fldCharType="separate"/>
-          </w:r>
-          <w:r>
-            <w:rPr>
-              <w:rFonts w:hint="default"/>
-              <w:lang w:val="en-US" w:eastAsia="zh-CN"/>
-            </w:rPr>
-            <w:t>6.2.1. 绩效计划制定</w:t>
-          </w:r>
-          <w:r>
-            <w:tab/>
-          </w:r>
-          <w:r>
-            <w:fldChar w:fldCharType="begin"/>
-          </w:r>
-          <w:r>
-            <w:instrText xml:space="preserve"> PAGEREF _Toc22350 \h </w:instrText>
-          </w:r>
-          <w:r>
-            <w:fldChar w:fldCharType="separate"/>
-          </w:r>
-          <w:r>
-            <w:t>13</w:t>
-          </w:r>
-          <w:r>
-            <w:fldChar w:fldCharType="end"/>
-          </w:r>
-          <w:r>
-            <w:rPr>
-              <w:rFonts w:hint="eastAsia" w:ascii="宋体" w:hAnsi="宋体" w:eastAsia="宋体" w:cs="宋体"/>
-              <w:szCs w:val="24"/>
-            </w:rPr>
-            <w:fldChar w:fldCharType="end"/>
-          </w:r>
-        </w:p>
-        <w:p>
-          <w:pPr>
-            <w:pStyle w:val="13"/>
-            <w:tabs>
-              <w:tab w:val="right" w:leader="dot" w:pos="8306"/>
-            </w:tabs>
-          </w:pPr>
-          <w:r>
-            <w:rPr>
-              <w:rFonts w:hint="eastAsia" w:ascii="宋体" w:hAnsi="宋体" w:eastAsia="宋体" w:cs="宋体"/>
-              <w:szCs w:val="24"/>
-            </w:rPr>
-            <w:fldChar w:fldCharType="begin"/>
-          </w:r>
-          <w:r>
-            <w:rPr>
-              <w:rFonts w:hint="eastAsia" w:ascii="宋体" w:hAnsi="宋体" w:eastAsia="宋体" w:cs="宋体"/>
-              <w:szCs w:val="24"/>
-            </w:rPr>
-            <w:instrText xml:space="preserve"> HYPERLINK \l _Toc492 </w:instrText>
-          </w:r>
-          <w:r>
-            <w:rPr>
-              <w:rFonts w:hint="eastAsia" w:ascii="宋体" w:hAnsi="宋体" w:eastAsia="宋体" w:cs="宋体"/>
-              <w:szCs w:val="24"/>
-            </w:rPr>
-            <w:fldChar w:fldCharType="separate"/>
-          </w:r>
-          <w:r>
-            <w:rPr>
-              <w:rFonts w:hint="default"/>
-              <w:lang w:val="en-US" w:eastAsia="zh-CN"/>
-            </w:rPr>
-            <w:t>6.2.2. 绩效过程辅导与反馈</w:t>
-          </w:r>
-          <w:r>
-            <w:tab/>
-          </w:r>
-          <w:r>
-            <w:fldChar w:fldCharType="begin"/>
-          </w:r>
-          <w:r>
-            <w:instrText xml:space="preserve"> PAGEREF _Toc492 \h </w:instrText>
-          </w:r>
-          <w:r>
-            <w:fldChar w:fldCharType="separate"/>
-          </w:r>
-          <w:r>
-            <w:t>13</w:t>
-          </w:r>
-          <w:r>
-            <w:fldChar w:fldCharType="end"/>
-          </w:r>
-          <w:r>
-            <w:rPr>
-              <w:rFonts w:hint="eastAsia" w:ascii="宋体" w:hAnsi="宋体" w:eastAsia="宋体" w:cs="宋体"/>
-              <w:szCs w:val="24"/>
-            </w:rPr>
-            <w:fldChar w:fldCharType="end"/>
-          </w:r>
-        </w:p>
-        <w:p>
-          <w:pPr>
-            <w:pStyle w:val="13"/>
-            <w:tabs>
-              <w:tab w:val="right" w:leader="dot" w:pos="8306"/>
-            </w:tabs>
-          </w:pPr>
-          <w:r>
-            <w:rPr>
-              <w:rFonts w:hint="eastAsia" w:ascii="宋体" w:hAnsi="宋体" w:eastAsia="宋体" w:cs="宋体"/>
-              <w:szCs w:val="24"/>
-            </w:rPr>
-            <w:fldChar w:fldCharType="begin"/>
-          </w:r>
-          <w:r>
-            <w:rPr>
-              <w:rFonts w:hint="eastAsia" w:ascii="宋体" w:hAnsi="宋体" w:eastAsia="宋体" w:cs="宋体"/>
-              <w:szCs w:val="24"/>
-            </w:rPr>
-            <w:instrText xml:space="preserve"> HYPERLINK \l _Toc3489 </w:instrText>
-          </w:r>
-          <w:r>
-            <w:rPr>
-              <w:rFonts w:hint="eastAsia" w:ascii="宋体" w:hAnsi="宋体" w:eastAsia="宋体" w:cs="宋体"/>
-              <w:szCs w:val="24"/>
-            </w:rPr>
-            <w:fldChar w:fldCharType="separate"/>
-          </w:r>
-          <w:r>
-            <w:rPr>
-              <w:rFonts w:hint="default"/>
-              <w:lang w:val="en-US" w:eastAsia="zh-CN"/>
-            </w:rPr>
-            <w:t>6.2.3. 绩效考核评估</w:t>
-          </w:r>
-          <w:r>
-            <w:tab/>
-          </w:r>
-          <w:r>
-            <w:fldChar w:fldCharType="begin"/>
-          </w:r>
-          <w:r>
-            <w:instrText xml:space="preserve"> PAGEREF _Toc3489 \h </w:instrText>
-          </w:r>
-          <w:r>
-            <w:fldChar w:fldCharType="separate"/>
-          </w:r>
-          <w:r>
-            <w:t>13</w:t>
-          </w:r>
-          <w:r>
-            <w:fldChar w:fldCharType="end"/>
-          </w:r>
-          <w:r>
-            <w:rPr>
-              <w:rFonts w:hint="eastAsia" w:ascii="宋体" w:hAnsi="宋体" w:eastAsia="宋体" w:cs="宋体"/>
-              <w:szCs w:val="24"/>
-            </w:rPr>
-            <w:fldChar w:fldCharType="end"/>
-          </w:r>
-        </w:p>
-        <w:p>
-          <w:pPr>
-            <w:pStyle w:val="13"/>
-            <w:tabs>
-              <w:tab w:val="right" w:leader="dot" w:pos="8306"/>
-            </w:tabs>
-          </w:pPr>
-          <w:r>
-            <w:rPr>
-              <w:rFonts w:hint="eastAsia" w:ascii="宋体" w:hAnsi="宋体" w:eastAsia="宋体" w:cs="宋体"/>
-              <w:szCs w:val="24"/>
-            </w:rPr>
-            <w:fldChar w:fldCharType="begin"/>
-          </w:r>
-          <w:r>
-            <w:rPr>
-              <w:rFonts w:hint="eastAsia" w:ascii="宋体" w:hAnsi="宋体" w:eastAsia="宋体" w:cs="宋体"/>
-              <w:szCs w:val="24"/>
-            </w:rPr>
-            <w:instrText xml:space="preserve"> HYPERLINK \l _Toc645 </w:instrText>
-          </w:r>
-          <w:r>
-            <w:rPr>
-              <w:rFonts w:hint="eastAsia" w:ascii="宋体" w:hAnsi="宋体" w:eastAsia="宋体" w:cs="宋体"/>
-              <w:szCs w:val="24"/>
-            </w:rPr>
-            <w:fldChar w:fldCharType="separate"/>
-          </w:r>
-          <w:r>
-            <w:rPr>
-              <w:rFonts w:hint="default"/>
-              <w:lang w:val="en-US" w:eastAsia="zh-CN"/>
-            </w:rPr>
-            <w:t>6.2.4. 绩效结果反馈与面谈</w:t>
-          </w:r>
-          <w:r>
-            <w:tab/>
-          </w:r>
-          <w:r>
-            <w:fldChar w:fldCharType="begin"/>
-          </w:r>
-          <w:r>
-            <w:instrText xml:space="preserve"> PAGEREF _Toc645 \h </w:instrText>
-          </w:r>
-          <w:r>
-            <w:fldChar w:fldCharType="separate"/>
-          </w:r>
-          <w:r>
-            <w:t>14</w:t>
-          </w:r>
-          <w:r>
-            <w:fldChar w:fldCharType="end"/>
-          </w:r>
-          <w:r>
-            <w:rPr>
-              <w:rFonts w:hint="eastAsia" w:ascii="宋体" w:hAnsi="宋体" w:eastAsia="宋体" w:cs="宋体"/>
-              <w:szCs w:val="24"/>
-            </w:rPr>
-            <w:fldChar w:fldCharType="end"/>
-          </w:r>
-        </w:p>
-        <w:p>
-          <w:pPr>
-            <w:pStyle w:val="17"/>
-            <w:tabs>
-              <w:tab w:val="right" w:leader="dot" w:pos="8306"/>
-            </w:tabs>
-          </w:pPr>
-          <w:r>
-            <w:rPr>
-              <w:rFonts w:hint="eastAsia" w:ascii="宋体" w:hAnsi="宋体" w:eastAsia="宋体" w:cs="宋体"/>
-              <w:szCs w:val="24"/>
-            </w:rPr>
-            <w:fldChar w:fldCharType="begin"/>
-          </w:r>
-          <w:r>
-            <w:rPr>
-              <w:rFonts w:hint="eastAsia" w:ascii="宋体" w:hAnsi="宋体" w:eastAsia="宋体" w:cs="宋体"/>
-              <w:szCs w:val="24"/>
-            </w:rPr>
-            <w:instrText xml:space="preserve"> HYPERLINK \l _Toc27585 </w:instrText>
-          </w:r>
-          <w:r>
-            <w:rPr>
-              <w:rFonts w:hint="eastAsia" w:ascii="宋体" w:hAnsi="宋体" w:eastAsia="宋体" w:cs="宋体"/>
-              <w:szCs w:val="24"/>
-            </w:rPr>
-            <w:fldChar w:fldCharType="separate"/>
-          </w:r>
-          <w:r>
-            <w:rPr>
-              <w:rFonts w:hint="default"/>
-              <w:lang w:val="en-US" w:eastAsia="zh-CN"/>
-            </w:rPr>
-            <w:t xml:space="preserve">6.3. </w:t>
-          </w:r>
-          <w:r>
-            <w:rPr>
-              <w:rFonts w:hint="eastAsia"/>
-              <w:lang w:val="en-US" w:eastAsia="zh-CN"/>
-            </w:rPr>
-            <w:t>考核内容</w:t>
-          </w:r>
-          <w:r>
-            <w:tab/>
-          </w:r>
-          <w:r>
-            <w:fldChar w:fldCharType="begin"/>
-          </w:r>
-          <w:r>
-            <w:instrText xml:space="preserve"> PAGEREF _Toc27585 \h </w:instrText>
-          </w:r>
-          <w:r>
-            <w:fldChar w:fldCharType="separate"/>
-          </w:r>
-          <w:r>
-            <w:t>14</w:t>
-          </w:r>
-          <w:r>
-            <w:fldChar w:fldCharType="end"/>
-          </w:r>
-          <w:r>
-            <w:rPr>
-              <w:rFonts w:hint="eastAsia" w:ascii="宋体" w:hAnsi="宋体" w:eastAsia="宋体" w:cs="宋体"/>
-              <w:szCs w:val="24"/>
-            </w:rPr>
-            <w:fldChar w:fldCharType="end"/>
-          </w:r>
-        </w:p>
-        <w:p>
-          <w:pPr>
-            <w:pStyle w:val="16"/>
-            <w:tabs>
-              <w:tab w:val="right" w:leader="dot" w:pos="8306"/>
-            </w:tabs>
-          </w:pPr>
-          <w:r>
-            <w:rPr>
-              <w:rFonts w:hint="eastAsia" w:ascii="宋体" w:hAnsi="宋体" w:eastAsia="宋体" w:cs="宋体"/>
-              <w:szCs w:val="24"/>
-            </w:rPr>
-            <w:fldChar w:fldCharType="begin"/>
-          </w:r>
-          <w:r>
-            <w:rPr>
-              <w:rFonts w:hint="eastAsia" w:ascii="宋体" w:hAnsi="宋体" w:eastAsia="宋体" w:cs="宋体"/>
-              <w:szCs w:val="24"/>
-            </w:rPr>
-            <w:instrText xml:space="preserve"> HYPERLINK \l _Toc26761 </w:instrText>
-          </w:r>
-          <w:r>
-            <w:rPr>
-              <w:rFonts w:hint="eastAsia" w:ascii="宋体" w:hAnsi="宋体" w:eastAsia="宋体" w:cs="宋体"/>
-              <w:szCs w:val="24"/>
-            </w:rPr>
-            <w:fldChar w:fldCharType="separate"/>
-          </w:r>
-          <w:r>
-            <w:rPr>
-              <w:rFonts w:hint="default"/>
-              <w:lang w:val="en-US" w:eastAsia="zh-CN"/>
-            </w:rPr>
-            <w:t>7. 人员技能评定</w:t>
-          </w:r>
-          <w:r>
-            <w:rPr>
-              <w:rFonts w:hint="eastAsia"/>
-              <w:lang w:val="en-US" w:eastAsia="zh-CN"/>
-            </w:rPr>
-            <w:t>计划</w:t>
-          </w:r>
-          <w:r>
-            <w:tab/>
-          </w:r>
-          <w:r>
-            <w:fldChar w:fldCharType="begin"/>
-          </w:r>
-          <w:r>
-            <w:instrText xml:space="preserve"> PAGEREF _Toc26761 \h </w:instrText>
-          </w:r>
-          <w:r>
-            <w:fldChar w:fldCharType="separate"/>
-          </w:r>
-          <w:r>
-            <w:t>15</w:t>
-          </w:r>
-          <w:r>
-            <w:fldChar w:fldCharType="end"/>
-          </w:r>
-          <w:r>
-            <w:rPr>
-              <w:rFonts w:hint="eastAsia" w:ascii="宋体" w:hAnsi="宋体" w:eastAsia="宋体" w:cs="宋体"/>
-              <w:szCs w:val="24"/>
-            </w:rPr>
-            <w:fldChar w:fldCharType="end"/>
-          </w:r>
-        </w:p>
-        <w:p>
-          <w:pPr>
-            <w:pStyle w:val="17"/>
-            <w:tabs>
-              <w:tab w:val="right" w:leader="dot" w:pos="8306"/>
-            </w:tabs>
-          </w:pPr>
-          <w:r>
-            <w:rPr>
-              <w:rFonts w:hint="eastAsia" w:ascii="宋体" w:hAnsi="宋体" w:eastAsia="宋体" w:cs="宋体"/>
-              <w:szCs w:val="24"/>
-            </w:rPr>
-            <w:fldChar w:fldCharType="begin"/>
-          </w:r>
-          <w:r>
-            <w:rPr>
-              <w:rFonts w:hint="eastAsia" w:ascii="宋体" w:hAnsi="宋体" w:eastAsia="宋体" w:cs="宋体"/>
-              <w:szCs w:val="24"/>
-            </w:rPr>
-            <w:instrText xml:space="preserve"> HYPERLINK \l _Toc22570 </w:instrText>
-          </w:r>
-          <w:r>
-            <w:rPr>
-              <w:rFonts w:hint="eastAsia" w:ascii="宋体" w:hAnsi="宋体" w:eastAsia="宋体" w:cs="宋体"/>
-              <w:szCs w:val="24"/>
-            </w:rPr>
-            <w:fldChar w:fldCharType="separate"/>
-          </w:r>
-          <w:r>
-            <w:rPr>
-              <w:rFonts w:hint="default"/>
-              <w:lang w:val="en-US" w:eastAsia="zh-CN"/>
-            </w:rPr>
-            <w:t>7.1. 评定流程</w:t>
-          </w:r>
-          <w:r>
-            <w:tab/>
-          </w:r>
-          <w:r>
-            <w:fldChar w:fldCharType="begin"/>
-          </w:r>
-          <w:r>
-            <w:instrText xml:space="preserve"> PAGEREF _Toc22570 \h </w:instrText>
-          </w:r>
-          <w:r>
-            <w:fldChar w:fldCharType="separate"/>
-          </w:r>
-          <w:r>
-            <w:t>15</w:t>
-          </w:r>
-          <w:r>
-            <w:fldChar w:fldCharType="end"/>
-          </w:r>
-          <w:r>
-            <w:rPr>
-              <w:rFonts w:hint="eastAsia" w:ascii="宋体" w:hAnsi="宋体" w:eastAsia="宋体" w:cs="宋体"/>
-              <w:szCs w:val="24"/>
-            </w:rPr>
-            <w:fldChar w:fldCharType="end"/>
-          </w:r>
-        </w:p>
-        <w:p>
-          <w:pPr>
-            <w:pStyle w:val="17"/>
-            <w:tabs>
-              <w:tab w:val="right" w:leader="dot" w:pos="8306"/>
-            </w:tabs>
-          </w:pPr>
-          <w:r>
-            <w:rPr>
-              <w:rFonts w:hint="eastAsia" w:ascii="宋体" w:hAnsi="宋体" w:eastAsia="宋体" w:cs="宋体"/>
-              <w:szCs w:val="24"/>
-            </w:rPr>
-            <w:fldChar w:fldCharType="begin"/>
-          </w:r>
-          <w:r>
-            <w:rPr>
-              <w:rFonts w:hint="eastAsia" w:ascii="宋体" w:hAnsi="宋体" w:eastAsia="宋体" w:cs="宋体"/>
-              <w:szCs w:val="24"/>
-            </w:rPr>
-            <w:instrText xml:space="preserve"> HYPERLINK \l _Toc26893 </w:instrText>
-          </w:r>
-          <w:r>
-            <w:rPr>
-              <w:rFonts w:hint="eastAsia" w:ascii="宋体" w:hAnsi="宋体" w:eastAsia="宋体" w:cs="宋体"/>
-              <w:szCs w:val="24"/>
-            </w:rPr>
-            <w:fldChar w:fldCharType="separate"/>
-          </w:r>
-          <w:r>
-            <w:rPr>
-              <w:rFonts w:hint="default"/>
-              <w:lang w:val="en-US" w:eastAsia="zh-CN"/>
-            </w:rPr>
-            <w:t>7.2. 技能模型与等级标准</w:t>
-          </w:r>
-          <w:r>
-            <w:tab/>
-          </w:r>
-          <w:r>
-            <w:fldChar w:fldCharType="begin"/>
-          </w:r>
-          <w:r>
-            <w:instrText xml:space="preserve"> PAGEREF _Toc26893 \h </w:instrText>
-          </w:r>
-          <w:r>
-            <w:fldChar w:fldCharType="separate"/>
-          </w:r>
-          <w:r>
-            <w:t>15</w:t>
-          </w:r>
-          <w:r>
-            <w:fldChar w:fldCharType="end"/>
-          </w:r>
-          <w:r>
-            <w:rPr>
-              <w:rFonts w:hint="eastAsia" w:ascii="宋体" w:hAnsi="宋体" w:eastAsia="宋体" w:cs="宋体"/>
-              <w:szCs w:val="24"/>
-            </w:rPr>
-            <w:fldChar w:fldCharType="end"/>
-          </w:r>
-        </w:p>
-        <w:p>
-          <w:pPr>
-            <w:pStyle w:val="17"/>
-            <w:tabs>
-              <w:tab w:val="right" w:leader="dot" w:pos="8306"/>
-            </w:tabs>
-          </w:pPr>
-          <w:r>
-            <w:rPr>
-              <w:rFonts w:hint="eastAsia" w:ascii="宋体" w:hAnsi="宋体" w:eastAsia="宋体" w:cs="宋体"/>
-              <w:szCs w:val="24"/>
-            </w:rPr>
-            <w:fldChar w:fldCharType="begin"/>
-          </w:r>
-          <w:r>
-            <w:rPr>
-              <w:rFonts w:hint="eastAsia" w:ascii="宋体" w:hAnsi="宋体" w:eastAsia="宋体" w:cs="宋体"/>
-              <w:szCs w:val="24"/>
-            </w:rPr>
-            <w:instrText xml:space="preserve"> HYPERLINK \l _Toc8705 </w:instrText>
-          </w:r>
-          <w:r>
-            <w:rPr>
-              <w:rFonts w:hint="eastAsia" w:ascii="宋体" w:hAnsi="宋体" w:eastAsia="宋体" w:cs="宋体"/>
-              <w:szCs w:val="24"/>
-            </w:rPr>
-            <w:fldChar w:fldCharType="separate"/>
-          </w:r>
-          <w:r>
-            <w:rPr>
-              <w:rFonts w:hint="default"/>
-              <w:lang w:val="en-US" w:eastAsia="zh-CN"/>
-            </w:rPr>
-            <w:t>7.3. 评定周期</w:t>
-          </w:r>
-          <w:r>
-            <w:tab/>
-          </w:r>
-          <w:r>
-            <w:fldChar w:fldCharType="begin"/>
-          </w:r>
-          <w:r>
-            <w:instrText xml:space="preserve"> PAGEREF _Toc8705 \h </w:instrText>
-          </w:r>
-          <w:r>
-            <w:fldChar w:fldCharType="separate"/>
-          </w:r>
-          <w:r>
-            <w:t>16</w:t>
-          </w:r>
-          <w:r>
-            <w:fldChar w:fldCharType="end"/>
-          </w:r>
-          <w:r>
-            <w:rPr>
-              <w:rFonts w:hint="eastAsia" w:ascii="宋体" w:hAnsi="宋体" w:eastAsia="宋体" w:cs="宋体"/>
-              <w:szCs w:val="24"/>
-            </w:rPr>
-            <w:fldChar w:fldCharType="end"/>
-          </w:r>
-        </w:p>
-        <w:p>
-          <w:pPr>
-            <w:pStyle w:val="17"/>
-            <w:tabs>
-              <w:tab w:val="right" w:leader="dot" w:pos="8306"/>
-            </w:tabs>
-          </w:pPr>
-          <w:r>
-            <w:rPr>
-              <w:rFonts w:hint="eastAsia" w:ascii="宋体" w:hAnsi="宋体" w:eastAsia="宋体" w:cs="宋体"/>
-              <w:szCs w:val="24"/>
-            </w:rPr>
-            <w:fldChar w:fldCharType="begin"/>
-          </w:r>
-          <w:r>
-            <w:rPr>
-              <w:rFonts w:hint="eastAsia" w:ascii="宋体" w:hAnsi="宋体" w:eastAsia="宋体" w:cs="宋体"/>
-              <w:szCs w:val="24"/>
-            </w:rPr>
-            <w:instrText xml:space="preserve"> HYPERLINK \l _Toc21371 </w:instrText>
-          </w:r>
-          <w:r>
-            <w:rPr>
-              <w:rFonts w:hint="eastAsia" w:ascii="宋体" w:hAnsi="宋体" w:eastAsia="宋体" w:cs="宋体"/>
-              <w:szCs w:val="24"/>
-            </w:rPr>
-            <w:fldChar w:fldCharType="separate"/>
-          </w:r>
-          <w:r>
-            <w:rPr>
-              <w:rFonts w:hint="default"/>
-              <w:lang w:val="en-US" w:eastAsia="zh-CN"/>
-            </w:rPr>
-            <w:t>7.4. 评定方法与实施</w:t>
-          </w:r>
-          <w:r>
-            <w:tab/>
-          </w:r>
-          <w:r>
-            <w:fldChar w:fldCharType="begin"/>
-          </w:r>
-          <w:r>
-            <w:instrText xml:space="preserve"> PAGEREF _Toc21371 \h </w:instrText>
-          </w:r>
-          <w:r>
-            <w:fldChar w:fldCharType="separate"/>
-          </w:r>
-          <w:r>
-            <w:t>16</w:t>
           </w:r>
           <w:r>
             <w:fldChar w:fldCharType="end"/>
@@ -4923,7 +4226,7 @@
           <w:lang w:val="en-US" w:eastAsia="zh-CN"/>
         </w:rPr>
       </w:pPr>
-      <w:bookmarkStart w:id="2" w:name="_Toc14249"/>
+      <w:bookmarkStart w:id="2" w:name="_Toc13421"/>
       <w:r>
         <w:rPr>
           <w:rFonts w:hint="eastAsia"/>
@@ -4942,7 +4245,7 @@
           <w:lang w:val="en-US" w:eastAsia="zh-CN"/>
         </w:rPr>
       </w:pPr>
-      <w:bookmarkStart w:id="3" w:name="_Toc17972"/>
+      <w:bookmarkStart w:id="3" w:name="_Toc23989"/>
       <w:r>
         <w:rPr>
           <w:rFonts w:hint="eastAsia"/>
@@ -4993,7 +4296,7 @@
           <w:lang w:val="en-US" w:eastAsia="zh-CN"/>
         </w:rPr>
       </w:pPr>
-      <w:bookmarkStart w:id="4" w:name="_Toc20848"/>
+      <w:bookmarkStart w:id="4" w:name="_Toc25937"/>
       <w:r>
         <w:rPr>
           <w:rFonts w:hint="eastAsia"/>
@@ -5028,7 +4331,7 @@
           <w:lang w:val="en-US" w:eastAsia="zh-CN"/>
         </w:rPr>
       </w:pPr>
-      <w:bookmarkStart w:id="5" w:name="_Toc789"/>
+      <w:bookmarkStart w:id="5" w:name="_Toc27862"/>
       <w:r>
         <w:rPr>
           <w:rFonts w:hint="eastAsia"/>
@@ -5127,7 +4430,7 @@
           <w:lang w:val="en-US" w:eastAsia="zh-CN"/>
         </w:rPr>
       </w:pPr>
-      <w:bookmarkStart w:id="6" w:name="_Toc19531"/>
+      <w:bookmarkStart w:id="6" w:name="_Toc16685"/>
       <w:r>
         <w:rPr>
           <w:rFonts w:hint="eastAsia"/>
@@ -5146,7 +4449,7 @@
           <w:lang w:val="en-US" w:eastAsia="zh-CN"/>
         </w:rPr>
       </w:pPr>
-      <w:bookmarkStart w:id="7" w:name="_Toc3492"/>
+      <w:bookmarkStart w:id="7" w:name="_Toc29095"/>
       <w:r>
         <w:rPr>
           <w:rFonts w:hint="default"/>
@@ -5286,7 +4589,7 @@
           <w:lang w:val="en-US" w:eastAsia="zh-CN"/>
         </w:rPr>
       </w:pPr>
-      <w:bookmarkStart w:id="8" w:name="_Toc3160"/>
+      <w:bookmarkStart w:id="8" w:name="_Toc19756"/>
       <w:r>
         <w:rPr>
           <w:rFonts w:hint="eastAsia"/>
@@ -5419,7 +4722,7 @@
           <w:lang w:val="en-US" w:eastAsia="zh-CN"/>
         </w:rPr>
       </w:pPr>
-      <w:bookmarkStart w:id="9" w:name="_Toc15085"/>
+      <w:bookmarkStart w:id="9" w:name="_Toc21361"/>
       <w:r>
         <w:rPr>
           <w:rFonts w:hint="eastAsia"/>
@@ -5454,7 +4757,7 @@
           <w:lang w:val="en-US" w:eastAsia="zh-CN"/>
         </w:rPr>
       </w:pPr>
-      <w:bookmarkStart w:id="10" w:name="_Toc5712"/>
+      <w:bookmarkStart w:id="10" w:name="_Toc5911"/>
       <w:r>
         <w:rPr>
           <w:rFonts w:hint="default"/>
@@ -5552,7 +4855,7 @@
           <w:lang w:val="en-US" w:eastAsia="zh-CN"/>
         </w:rPr>
       </w:pPr>
-      <w:bookmarkStart w:id="11" w:name="_Toc22838"/>
+      <w:bookmarkStart w:id="11" w:name="_Toc9716"/>
       <w:r>
         <w:rPr>
           <w:rFonts w:hint="eastAsia"/>
@@ -5560,6 +4863,7 @@
         </w:rPr>
         <w:t>人员储备计划</w:t>
       </w:r>
+      <w:bookmarkEnd w:id="11"/>
     </w:p>
     <w:p>
       <w:pPr>
@@ -5570,6 +4874,7 @@
           <w:lang w:val="en-US" w:eastAsia="zh-CN"/>
         </w:rPr>
       </w:pPr>
+      <w:bookmarkStart w:id="12" w:name="_Toc5215"/>
       <w:r>
         <w:rPr>
           <w:rFonts w:hint="eastAsia"/>
@@ -5577,6 +4882,7 @@
         </w:rPr>
         <w:t>外部招聘储备</w:t>
       </w:r>
+      <w:bookmarkEnd w:id="12"/>
     </w:p>
     <w:p>
       <w:pPr>
@@ -7321,6 +6627,7 @@
           <w:lang w:val="en-US" w:eastAsia="zh-CN"/>
         </w:rPr>
       </w:pPr>
+      <w:bookmarkStart w:id="13" w:name="_Toc16073"/>
       <w:r>
         <w:rPr>
           <w:rFonts w:hint="eastAsia"/>
@@ -7328,6 +6635,7 @@
         </w:rPr>
         <w:t>内部储备与选拔</w:t>
       </w:r>
+      <w:bookmarkEnd w:id="13"/>
     </w:p>
     <w:p>
       <w:pPr>
@@ -7831,7 +7139,6 @@
             <w:insideH w:val="single" w:color="auto" w:sz="4" w:space="0"/>
             <w:insideV w:val="single" w:color="auto" w:sz="4" w:space="0"/>
           </w:tblBorders>
-          <w:shd w:val="clear" w:color="auto" w:fill="auto"/>
           <w:tblCellMar>
             <w:top w:w="15" w:type="dxa"/>
             <w:left w:w="15" w:type="dxa"/>
@@ -8250,7 +7557,6 @@
             <w:insideH w:val="single" w:color="auto" w:sz="4" w:space="0"/>
             <w:insideV w:val="single" w:color="auto" w:sz="4" w:space="0"/>
           </w:tblBorders>
-          <w:shd w:val="clear" w:color="auto" w:fill="auto"/>
           <w:tblCellMar>
             <w:top w:w="15" w:type="dxa"/>
             <w:left w:w="15" w:type="dxa"/>
@@ -8669,7 +7975,6 @@
             <w:insideH w:val="single" w:color="auto" w:sz="4" w:space="0"/>
             <w:insideV w:val="single" w:color="auto" w:sz="4" w:space="0"/>
           </w:tblBorders>
-          <w:shd w:val="clear" w:color="auto" w:fill="auto"/>
           <w:tblCellMar>
             <w:top w:w="15" w:type="dxa"/>
             <w:left w:w="15" w:type="dxa"/>
@@ -9088,7 +8393,6 @@
             <w:insideH w:val="single" w:color="auto" w:sz="4" w:space="0"/>
             <w:insideV w:val="single" w:color="auto" w:sz="4" w:space="0"/>
           </w:tblBorders>
-          <w:shd w:val="clear" w:color="auto" w:fill="auto"/>
           <w:tblCellMar>
             <w:top w:w="15" w:type="dxa"/>
             <w:left w:w="15" w:type="dxa"/>
@@ -9507,7 +8811,6 @@
         </w:rPr>
       </w:pPr>
     </w:p>
-    <w:bookmarkEnd w:id="11"/>
     <w:p>
       <w:pPr>
         <w:pStyle w:val="28"/>
@@ -9517,7 +8820,7 @@
           <w:lang w:val="en-US" w:eastAsia="zh-CN"/>
         </w:rPr>
       </w:pPr>
-      <w:bookmarkStart w:id="12" w:name="_Toc13561"/>
+      <w:bookmarkStart w:id="14" w:name="_Toc19067"/>
       <w:r>
         <w:rPr>
           <w:rFonts w:hint="default"/>
@@ -9532,7 +8835,7 @@
         </w:rPr>
         <w:t>计划</w:t>
       </w:r>
-      <w:bookmarkEnd w:id="12"/>
+      <w:bookmarkEnd w:id="14"/>
     </w:p>
     <w:p>
       <w:pPr>
@@ -9543,7 +8846,7 @@
           <w:lang w:val="en-US" w:eastAsia="zh-CN"/>
         </w:rPr>
       </w:pPr>
-      <w:bookmarkStart w:id="13" w:name="_Toc19698"/>
+      <w:bookmarkStart w:id="15" w:name="_Toc706"/>
       <w:r>
         <w:rPr>
           <w:rFonts w:hint="default"/>
@@ -9551,7 +8854,7 @@
         </w:rPr>
         <w:t>培训计划制定与审批</w:t>
       </w:r>
-      <w:bookmarkEnd w:id="13"/>
+      <w:bookmarkEnd w:id="15"/>
     </w:p>
     <w:p>
       <w:pPr>
@@ -9594,7 +8897,7 @@
           <w:lang w:val="en-US" w:eastAsia="zh-CN"/>
         </w:rPr>
       </w:pPr>
-      <w:bookmarkStart w:id="14" w:name="_Toc20330"/>
+      <w:bookmarkStart w:id="16" w:name="_Toc4936"/>
       <w:r>
         <w:rPr>
           <w:rFonts w:hint="default"/>
@@ -9602,7 +8905,7 @@
         </w:rPr>
         <w:t>培训组织实施</w:t>
       </w:r>
-      <w:bookmarkEnd w:id="14"/>
+      <w:bookmarkEnd w:id="16"/>
     </w:p>
     <w:p>
       <w:pPr>
@@ -15991,7 +15294,7 @@
           <w:lang w:val="en-US" w:eastAsia="zh-CN"/>
         </w:rPr>
       </w:pPr>
-      <w:bookmarkStart w:id="15" w:name="_Toc10184"/>
+      <w:bookmarkStart w:id="17" w:name="_Toc4948"/>
       <w:r>
         <w:rPr>
           <w:rFonts w:hint="default"/>
@@ -15999,7 +15302,7 @@
         </w:rPr>
         <w:t>培训效果评估与记录</w:t>
       </w:r>
-      <w:bookmarkEnd w:id="15"/>
+      <w:bookmarkEnd w:id="17"/>
     </w:p>
     <w:p>
       <w:pPr>
@@ -16074,7 +15377,7 @@
           <w:lang w:val="en-US" w:eastAsia="zh-CN"/>
         </w:rPr>
       </w:pPr>
-      <w:bookmarkStart w:id="16" w:name="_Toc649"/>
+      <w:bookmarkStart w:id="18" w:name="_Toc9543"/>
       <w:r>
         <w:rPr>
           <w:rFonts w:hint="default"/>
@@ -16082,7 +15385,7 @@
         </w:rPr>
         <w:t>培训记录管理与归档</w:t>
       </w:r>
-      <w:bookmarkEnd w:id="16"/>
+      <w:bookmarkEnd w:id="18"/>
     </w:p>
     <w:p>
       <w:pPr>
@@ -16173,7 +15476,7 @@
           <w:lang w:val="en-US" w:eastAsia="zh-CN"/>
         </w:rPr>
       </w:pPr>
-      <w:bookmarkStart w:id="17" w:name="_Toc2103"/>
+      <w:bookmarkStart w:id="19" w:name="_Toc1108"/>
       <w:r>
         <w:rPr>
           <w:rFonts w:hint="default"/>
@@ -16188,7 +15491,7 @@
         </w:rPr>
         <w:t>计划</w:t>
       </w:r>
-      <w:bookmarkEnd w:id="17"/>
+      <w:bookmarkEnd w:id="19"/>
     </w:p>
     <w:p>
       <w:pPr>
@@ -16199,7 +15502,7 @@
           <w:lang w:val="en-US" w:eastAsia="zh-CN"/>
         </w:rPr>
       </w:pPr>
-      <w:bookmarkStart w:id="18" w:name="_Toc21850"/>
+      <w:bookmarkStart w:id="20" w:name="_Toc1776"/>
       <w:r>
         <w:rPr>
           <w:rFonts w:hint="default"/>
@@ -16207,7 +15510,7 @@
         </w:rPr>
         <w:t>考核周期设定</w:t>
       </w:r>
-      <w:bookmarkEnd w:id="18"/>
+      <w:bookmarkEnd w:id="20"/>
     </w:p>
     <w:p>
       <w:pPr>
@@ -16250,7 +15553,7 @@
           <w:lang w:val="en-US" w:eastAsia="zh-CN"/>
         </w:rPr>
       </w:pPr>
-      <w:bookmarkStart w:id="19" w:name="_Toc32333"/>
+      <w:bookmarkStart w:id="21" w:name="_Toc17542"/>
       <w:r>
         <w:rPr>
           <w:rFonts w:hint="default"/>
@@ -16258,7 +15561,7 @@
         </w:rPr>
         <w:t>考核流程</w:t>
       </w:r>
-      <w:bookmarkEnd w:id="19"/>
+      <w:bookmarkEnd w:id="21"/>
     </w:p>
     <w:p>
       <w:pPr>
@@ -16285,7 +15588,7 @@
           <w:lang w:val="en-US" w:eastAsia="zh-CN"/>
         </w:rPr>
       </w:pPr>
-      <w:bookmarkStart w:id="20" w:name="_Toc22350"/>
+      <w:bookmarkStart w:id="22" w:name="_Toc3441"/>
       <w:r>
         <w:rPr>
           <w:rFonts w:hint="default"/>
@@ -16293,7 +15596,7 @@
         </w:rPr>
         <w:t>绩效计划制定</w:t>
       </w:r>
-      <w:bookmarkEnd w:id="20"/>
+      <w:bookmarkEnd w:id="22"/>
     </w:p>
     <w:p>
       <w:pPr>
@@ -16320,7 +15623,7 @@
           <w:lang w:val="en-US" w:eastAsia="zh-CN"/>
         </w:rPr>
       </w:pPr>
-      <w:bookmarkStart w:id="21" w:name="_Toc492"/>
+      <w:bookmarkStart w:id="23" w:name="_Toc30683"/>
       <w:r>
         <w:rPr>
           <w:rFonts w:hint="default"/>
@@ -16328,7 +15631,7 @@
         </w:rPr>
         <w:t>绩效过程辅导与反馈</w:t>
       </w:r>
-      <w:bookmarkEnd w:id="21"/>
+      <w:bookmarkEnd w:id="23"/>
     </w:p>
     <w:p>
       <w:pPr>
@@ -16355,7 +15658,7 @@
           <w:lang w:val="en-US" w:eastAsia="zh-CN"/>
         </w:rPr>
       </w:pPr>
-      <w:bookmarkStart w:id="22" w:name="_Toc3489"/>
+      <w:bookmarkStart w:id="24" w:name="_Toc19089"/>
       <w:r>
         <w:rPr>
           <w:rFonts w:hint="default"/>
@@ -16363,7 +15666,7 @@
         </w:rPr>
         <w:t>绩效考核评估</w:t>
       </w:r>
-      <w:bookmarkEnd w:id="22"/>
+      <w:bookmarkEnd w:id="24"/>
     </w:p>
     <w:p>
       <w:pPr>
@@ -16422,7 +15725,7 @@
           <w:lang w:val="en-US" w:eastAsia="zh-CN"/>
         </w:rPr>
       </w:pPr>
-      <w:bookmarkStart w:id="23" w:name="_Toc645"/>
+      <w:bookmarkStart w:id="25" w:name="_Toc14405"/>
       <w:r>
         <w:rPr>
           <w:rFonts w:hint="default"/>
@@ -16430,7 +15733,7 @@
         </w:rPr>
         <w:t>绩效结果反馈与面谈</w:t>
       </w:r>
-      <w:bookmarkEnd w:id="23"/>
+      <w:bookmarkEnd w:id="25"/>
     </w:p>
     <w:p>
       <w:pPr>
@@ -16457,22 +15760,15 @@
           <w:lang w:val="en-US" w:eastAsia="zh-CN"/>
         </w:rPr>
       </w:pPr>
-      <w:bookmarkStart w:id="24" w:name="_Toc27585"/>
+      <w:bookmarkStart w:id="26" w:name="_Toc10901"/>
       <w:r>
         <w:rPr>
           <w:rFonts w:hint="eastAsia"/>
           <w:lang w:val="en-US" w:eastAsia="zh-CN"/>
         </w:rPr>
-        <w:t>考核</w:t>
+        <w:t>考核指标要求</w:t>
       </w:r>
-      <w:bookmarkEnd w:id="24"/>
-      <w:r>
-        <w:rPr>
-          <w:rFonts w:hint="eastAsia"/>
-          <w:lang w:val="en-US" w:eastAsia="zh-CN"/>
-        </w:rPr>
-        <w:t>指标要求</w:t>
-      </w:r>
+      <w:bookmarkEnd w:id="26"/>
     </w:p>
     <w:p>
       <w:pPr>
@@ -16499,7 +15795,7 @@
           <w:lang w:val="en-US" w:eastAsia="zh-CN"/>
         </w:rPr>
       </w:pPr>
-      <w:bookmarkStart w:id="25" w:name="_Toc26761"/>
+      <w:bookmarkStart w:id="27" w:name="_Toc6798"/>
       <w:r>
         <w:rPr>
           <w:rFonts w:hint="default"/>
@@ -16514,7 +15810,7 @@
         </w:rPr>
         <w:t>计划</w:t>
       </w:r>
-      <w:bookmarkEnd w:id="25"/>
+      <w:bookmarkEnd w:id="27"/>
     </w:p>
     <w:p>
       <w:pPr>
@@ -16525,7 +15821,7 @@
           <w:lang w:val="en-US" w:eastAsia="zh-CN"/>
         </w:rPr>
       </w:pPr>
-      <w:bookmarkStart w:id="26" w:name="_Toc22570"/>
+      <w:bookmarkStart w:id="28" w:name="_Toc19029"/>
       <w:r>
         <w:rPr>
           <w:rFonts w:hint="default"/>
@@ -16533,7 +15829,7 @@
         </w:rPr>
         <w:t>评定流程</w:t>
       </w:r>
-      <w:bookmarkEnd w:id="26"/>
+      <w:bookmarkEnd w:id="28"/>
     </w:p>
     <w:p>
       <w:pPr>
@@ -16624,7 +15920,7 @@
           <w:lang w:val="en-US" w:eastAsia="zh-CN"/>
         </w:rPr>
       </w:pPr>
-      <w:bookmarkStart w:id="27" w:name="_Toc26893"/>
+      <w:bookmarkStart w:id="29" w:name="_Toc32412"/>
       <w:r>
         <w:rPr>
           <w:rFonts w:hint="default"/>
@@ -16632,7 +15928,7 @@
         </w:rPr>
         <w:t>技能模型与等级标准</w:t>
       </w:r>
-      <w:bookmarkEnd w:id="27"/>
+      <w:bookmarkEnd w:id="29"/>
     </w:p>
     <w:tbl>
       <w:tblPr>
@@ -16672,6 +15968,7 @@
             <w:insideH w:val="single" w:color="auto" w:sz="4" w:space="0"/>
             <w:insideV w:val="single" w:color="auto" w:sz="4" w:space="0"/>
           </w:tblBorders>
+          <w:shd w:val="clear" w:color="auto" w:fill="auto"/>
           <w:tblCellMar>
             <w:top w:w="15" w:type="dxa"/>
             <w:left w:w="15" w:type="dxa"/>
@@ -16875,6 +16172,440 @@
                 <w:lang w:val="en-US" w:eastAsia="zh-CN"/>
               </w:rPr>
               <w:t>质量管理序列（示例：质量专员方向）</w:t>
+            </w:r>
+          </w:p>
+        </w:tc>
+      </w:tr>
+      <w:tr>
+        <w:tblPrEx>
+          <w:tblBorders>
+            <w:top w:val="single" w:color="auto" w:sz="4" w:space="0"/>
+            <w:left w:val="single" w:color="auto" w:sz="4" w:space="0"/>
+            <w:bottom w:val="single" w:color="auto" w:sz="4" w:space="0"/>
+            <w:right w:val="single" w:color="auto" w:sz="4" w:space="0"/>
+            <w:insideH w:val="single" w:color="auto" w:sz="4" w:space="0"/>
+            <w:insideV w:val="single" w:color="auto" w:sz="4" w:space="0"/>
+          </w:tblBorders>
+          <w:tblCellMar>
+            <w:top w:w="15" w:type="dxa"/>
+            <w:left w:w="15" w:type="dxa"/>
+            <w:bottom w:w="15" w:type="dxa"/>
+            <w:right w:w="15" w:type="dxa"/>
+          </w:tblCellMar>
+        </w:tblPrEx>
+        <w:tc>
+          <w:tcPr>
+            <w:tcW w:w="919" w:type="dxa"/>
+            <w:shd w:val="clear" w:color="auto" w:fill="auto"/>
+            <w:tcMar>
+              <w:top w:w="120" w:type="dxa"/>
+              <w:left w:w="0" w:type="dxa"/>
+              <w:bottom w:w="120" w:type="dxa"/>
+              <w:right w:w="192" w:type="dxa"/>
+            </w:tcMar>
+            <w:vAlign w:val="center"/>
+          </w:tcPr>
+          <w:p>
+            <w:pPr>
+              <w:keepNext w:val="0"/>
+              <w:keepLines w:val="0"/>
+              <w:widowControl/>
+              <w:suppressLineNumbers w:val="0"/>
+              <w:spacing w:line="300" w:lineRule="atLeast"/>
+              <w:jc w:val="left"/>
+              <w:rPr>
+                <w:rFonts w:hint="default" w:ascii="Segoe UI" w:hAnsi="Segoe UI" w:eastAsia="Segoe UI" w:cs="Segoe UI"/>
+                <w:i w:val="0"/>
+                <w:iCs w:val="0"/>
+                <w:caps w:val="0"/>
+                <w:color w:val="0F1115"/>
+                <w:spacing w:val="0"/>
+                <w:sz w:val="18"/>
+                <w:szCs w:val="18"/>
+              </w:rPr>
+            </w:pPr>
+            <w:r>
+              <w:rPr>
+                <w:rStyle w:val="23"/>
+                <w:rFonts w:hint="default" w:ascii="Segoe UI" w:hAnsi="Segoe UI" w:eastAsia="Segoe UI" w:cs="Segoe UI"/>
+                <w:b/>
+                <w:bCs/>
+                <w:i w:val="0"/>
+                <w:iCs w:val="0"/>
+                <w:caps w:val="0"/>
+                <w:snapToGrid w:val="0"/>
+                <w:color w:val="000000"/>
+                <w:spacing w:val="0"/>
+                <w:kern w:val="0"/>
+                <w:sz w:val="18"/>
+                <w:szCs w:val="18"/>
+                <w:lang w:val="en-US" w:eastAsia="zh-CN"/>
+              </w:rPr>
+              <w:t>T1初级</w:t>
+            </w:r>
+          </w:p>
+        </w:tc>
+        <w:tc>
+          <w:tcPr>
+            <w:tcW w:w="1750" w:type="dxa"/>
+            <w:shd w:val="clear" w:color="auto" w:fill="auto"/>
+            <w:tcMar>
+              <w:top w:w="120" w:type="dxa"/>
+              <w:left w:w="192" w:type="dxa"/>
+              <w:bottom w:w="120" w:type="dxa"/>
+              <w:right w:w="192" w:type="dxa"/>
+            </w:tcMar>
+            <w:vAlign w:val="center"/>
+          </w:tcPr>
+          <w:p>
+            <w:pPr>
+              <w:keepNext w:val="0"/>
+              <w:keepLines w:val="0"/>
+              <w:widowControl/>
+              <w:suppressLineNumbers w:val="0"/>
+              <w:spacing w:line="300" w:lineRule="atLeast"/>
+              <w:jc w:val="left"/>
+              <w:rPr>
+                <w:rFonts w:hint="default" w:ascii="Segoe UI" w:hAnsi="Segoe UI" w:eastAsia="Segoe UI" w:cs="Segoe UI"/>
+                <w:i w:val="0"/>
+                <w:iCs w:val="0"/>
+                <w:caps w:val="0"/>
+                <w:color w:val="0F1115"/>
+                <w:spacing w:val="0"/>
+                <w:sz w:val="18"/>
+                <w:szCs w:val="18"/>
+              </w:rPr>
+            </w:pPr>
+            <w:r>
+              <w:rPr>
+                <w:rFonts w:hint="default" w:ascii="Segoe UI" w:hAnsi="Segoe UI" w:eastAsia="Segoe UI" w:cs="Segoe UI"/>
+                <w:i w:val="0"/>
+                <w:iCs w:val="0"/>
+                <w:caps w:val="0"/>
+                <w:snapToGrid w:val="0"/>
+                <w:color w:val="000000"/>
+                <w:spacing w:val="0"/>
+                <w:kern w:val="0"/>
+                <w:sz w:val="18"/>
+                <w:szCs w:val="18"/>
+                <w:lang w:val="en-US" w:eastAsia="zh-CN"/>
+              </w:rPr>
+              <w:t>在指导下按规程工作。</w:t>
+            </w:r>
+          </w:p>
+        </w:tc>
+        <w:tc>
+          <w:tcPr>
+            <w:tcW w:w="0" w:type="auto"/>
+            <w:shd w:val="clear" w:color="auto" w:fill="auto"/>
+            <w:tcMar>
+              <w:top w:w="120" w:type="dxa"/>
+              <w:left w:w="192" w:type="dxa"/>
+              <w:bottom w:w="120" w:type="dxa"/>
+              <w:right w:w="192" w:type="dxa"/>
+            </w:tcMar>
+            <w:vAlign w:val="center"/>
+          </w:tcPr>
+          <w:p>
+            <w:pPr>
+              <w:keepNext w:val="0"/>
+              <w:keepLines w:val="0"/>
+              <w:widowControl/>
+              <w:suppressLineNumbers w:val="0"/>
+              <w:spacing w:line="300" w:lineRule="atLeast"/>
+              <w:jc w:val="left"/>
+              <w:rPr>
+                <w:rFonts w:hint="default" w:ascii="Segoe UI" w:hAnsi="Segoe UI" w:eastAsia="Segoe UI" w:cs="Segoe UI"/>
+                <w:i w:val="0"/>
+                <w:iCs w:val="0"/>
+                <w:caps w:val="0"/>
+                <w:color w:val="0F1115"/>
+                <w:spacing w:val="0"/>
+                <w:sz w:val="18"/>
+                <w:szCs w:val="18"/>
+              </w:rPr>
+            </w:pPr>
+            <w:r>
+              <w:rPr>
+                <w:rFonts w:hint="default" w:ascii="Segoe UI" w:hAnsi="Segoe UI" w:eastAsia="Segoe UI" w:cs="Segoe UI"/>
+                <w:i w:val="0"/>
+                <w:iCs w:val="0"/>
+                <w:caps w:val="0"/>
+                <w:snapToGrid w:val="0"/>
+                <w:color w:val="000000"/>
+                <w:spacing w:val="0"/>
+                <w:kern w:val="0"/>
+                <w:sz w:val="18"/>
+                <w:szCs w:val="18"/>
+                <w:lang w:val="en-US" w:eastAsia="zh-CN"/>
+              </w:rPr>
+              <w:t>能执行标准监控、处理预设告警、完成基础数据备份与巡检。</w:t>
+            </w:r>
+          </w:p>
+        </w:tc>
+        <w:tc>
+          <w:tcPr>
+            <w:tcW w:w="0" w:type="auto"/>
+            <w:shd w:val="clear" w:color="auto" w:fill="auto"/>
+            <w:tcMar>
+              <w:top w:w="120" w:type="dxa"/>
+              <w:left w:w="192" w:type="dxa"/>
+              <w:bottom w:w="120" w:type="dxa"/>
+              <w:right w:w="0" w:type="dxa"/>
+            </w:tcMar>
+            <w:vAlign w:val="center"/>
+          </w:tcPr>
+          <w:p>
+            <w:pPr>
+              <w:keepNext w:val="0"/>
+              <w:keepLines w:val="0"/>
+              <w:widowControl/>
+              <w:suppressLineNumbers w:val="0"/>
+              <w:spacing w:line="300" w:lineRule="atLeast"/>
+              <w:jc w:val="left"/>
+              <w:rPr>
+                <w:rFonts w:hint="default" w:ascii="Segoe UI" w:hAnsi="Segoe UI" w:eastAsia="Segoe UI" w:cs="Segoe UI"/>
+                <w:i w:val="0"/>
+                <w:iCs w:val="0"/>
+                <w:caps w:val="0"/>
+                <w:color w:val="0F1115"/>
+                <w:spacing w:val="0"/>
+                <w:sz w:val="18"/>
+                <w:szCs w:val="18"/>
+              </w:rPr>
+            </w:pPr>
+            <w:r>
+              <w:rPr>
+                <w:rFonts w:hint="default" w:ascii="Segoe UI" w:hAnsi="Segoe UI" w:eastAsia="Segoe UI" w:cs="Segoe UI"/>
+                <w:i w:val="0"/>
+                <w:iCs w:val="0"/>
+                <w:caps w:val="0"/>
+                <w:snapToGrid w:val="0"/>
+                <w:color w:val="000000"/>
+                <w:spacing w:val="0"/>
+                <w:kern w:val="0"/>
+                <w:sz w:val="18"/>
+                <w:szCs w:val="18"/>
+                <w:lang w:val="en-US" w:eastAsia="zh-CN"/>
+              </w:rPr>
+              <w:t>能按检查单执行过程审计、准确记录质量数据、管理基础文档。</w:t>
+            </w:r>
+          </w:p>
+        </w:tc>
+      </w:tr>
+      <w:tr>
+        <w:tblPrEx>
+          <w:tblBorders>
+            <w:top w:val="single" w:color="auto" w:sz="4" w:space="0"/>
+            <w:left w:val="single" w:color="auto" w:sz="4" w:space="0"/>
+            <w:bottom w:val="single" w:color="auto" w:sz="4" w:space="0"/>
+            <w:right w:val="single" w:color="auto" w:sz="4" w:space="0"/>
+            <w:insideH w:val="single" w:color="auto" w:sz="4" w:space="0"/>
+            <w:insideV w:val="single" w:color="auto" w:sz="4" w:space="0"/>
+          </w:tblBorders>
+          <w:tblCellMar>
+            <w:top w:w="15" w:type="dxa"/>
+            <w:left w:w="15" w:type="dxa"/>
+            <w:bottom w:w="15" w:type="dxa"/>
+            <w:right w:w="15" w:type="dxa"/>
+          </w:tblCellMar>
+        </w:tblPrEx>
+        <w:tc>
+          <w:tcPr>
+            <w:tcW w:w="919" w:type="dxa"/>
+            <w:shd w:val="clear" w:color="auto" w:fill="auto"/>
+            <w:tcMar>
+              <w:top w:w="120" w:type="dxa"/>
+              <w:left w:w="0" w:type="dxa"/>
+              <w:bottom w:w="120" w:type="dxa"/>
+              <w:right w:w="192" w:type="dxa"/>
+            </w:tcMar>
+            <w:vAlign w:val="center"/>
+          </w:tcPr>
+          <w:p>
+            <w:pPr>
+              <w:keepNext w:val="0"/>
+              <w:keepLines w:val="0"/>
+              <w:widowControl/>
+              <w:suppressLineNumbers w:val="0"/>
+              <w:spacing w:line="300" w:lineRule="atLeast"/>
+              <w:jc w:val="left"/>
+              <w:rPr>
+                <w:rFonts w:hint="default" w:ascii="Segoe UI" w:hAnsi="Segoe UI" w:eastAsia="Segoe UI" w:cs="Segoe UI"/>
+                <w:i w:val="0"/>
+                <w:iCs w:val="0"/>
+                <w:caps w:val="0"/>
+                <w:color w:val="0F1115"/>
+                <w:spacing w:val="0"/>
+                <w:sz w:val="18"/>
+                <w:szCs w:val="18"/>
+              </w:rPr>
+            </w:pPr>
+            <w:r>
+              <w:rPr>
+                <w:rStyle w:val="23"/>
+                <w:rFonts w:hint="default" w:ascii="Segoe UI" w:hAnsi="Segoe UI" w:eastAsia="Segoe UI" w:cs="Segoe UI"/>
+                <w:b/>
+                <w:bCs/>
+                <w:i w:val="0"/>
+                <w:iCs w:val="0"/>
+                <w:caps w:val="0"/>
+                <w:snapToGrid w:val="0"/>
+                <w:color w:val="000000"/>
+                <w:spacing w:val="0"/>
+                <w:kern w:val="0"/>
+                <w:sz w:val="18"/>
+                <w:szCs w:val="18"/>
+                <w:lang w:val="en-US" w:eastAsia="zh-CN"/>
+              </w:rPr>
+              <w:t>T2中级</w:t>
+            </w:r>
+          </w:p>
+        </w:tc>
+        <w:tc>
+          <w:tcPr>
+            <w:tcW w:w="1750" w:type="dxa"/>
+            <w:shd w:val="clear" w:color="auto" w:fill="auto"/>
+            <w:tcMar>
+              <w:top w:w="120" w:type="dxa"/>
+              <w:left w:w="192" w:type="dxa"/>
+              <w:bottom w:w="120" w:type="dxa"/>
+              <w:right w:w="192" w:type="dxa"/>
+            </w:tcMar>
+            <w:vAlign w:val="center"/>
+          </w:tcPr>
+          <w:p>
+            <w:pPr>
+              <w:keepNext w:val="0"/>
+              <w:keepLines w:val="0"/>
+              <w:widowControl/>
+              <w:suppressLineNumbers w:val="0"/>
+              <w:spacing w:line="300" w:lineRule="atLeast"/>
+              <w:jc w:val="left"/>
+              <w:rPr>
+                <w:rFonts w:hint="default" w:ascii="Segoe UI" w:hAnsi="Segoe UI" w:eastAsia="Segoe UI" w:cs="Segoe UI"/>
+                <w:i w:val="0"/>
+                <w:iCs w:val="0"/>
+                <w:caps w:val="0"/>
+                <w:color w:val="0F1115"/>
+                <w:spacing w:val="0"/>
+                <w:sz w:val="18"/>
+                <w:szCs w:val="18"/>
+              </w:rPr>
+            </w:pPr>
+            <w:r>
+              <w:rPr>
+                <w:rFonts w:hint="default" w:ascii="Segoe UI" w:hAnsi="Segoe UI" w:eastAsia="Segoe UI" w:cs="Segoe UI"/>
+                <w:i w:val="0"/>
+                <w:iCs w:val="0"/>
+                <w:caps w:val="0"/>
+                <w:snapToGrid w:val="0"/>
+                <w:color w:val="000000"/>
+                <w:spacing w:val="0"/>
+                <w:kern w:val="0"/>
+                <w:sz w:val="18"/>
+                <w:szCs w:val="18"/>
+                <w:lang w:val="en-US" w:eastAsia="zh-CN"/>
+              </w:rPr>
+              <w:t>独立负责模块工作，解决常见问题。</w:t>
+            </w:r>
+          </w:p>
+        </w:tc>
+        <w:tc>
+          <w:tcPr>
+            <w:tcW w:w="0" w:type="auto"/>
+            <w:shd w:val="clear" w:color="auto" w:fill="auto"/>
+            <w:tcMar>
+              <w:top w:w="120" w:type="dxa"/>
+              <w:left w:w="192" w:type="dxa"/>
+              <w:bottom w:w="120" w:type="dxa"/>
+              <w:right w:w="192" w:type="dxa"/>
+            </w:tcMar>
+            <w:vAlign w:val="center"/>
+          </w:tcPr>
+          <w:p>
+            <w:pPr>
+              <w:keepNext w:val="0"/>
+              <w:keepLines w:val="0"/>
+              <w:widowControl/>
+              <w:suppressLineNumbers w:val="0"/>
+              <w:spacing w:line="300" w:lineRule="atLeast"/>
+              <w:jc w:val="left"/>
+              <w:rPr>
+                <w:rFonts w:hint="default" w:ascii="Segoe UI" w:hAnsi="Segoe UI" w:eastAsia="Segoe UI" w:cs="Segoe UI"/>
+                <w:i w:val="0"/>
+                <w:iCs w:val="0"/>
+                <w:caps w:val="0"/>
+                <w:color w:val="0F1115"/>
+                <w:spacing w:val="0"/>
+                <w:sz w:val="18"/>
+                <w:szCs w:val="18"/>
+              </w:rPr>
+            </w:pPr>
+            <w:r>
+              <w:rPr>
+                <w:rFonts w:hint="default" w:ascii="Segoe UI" w:hAnsi="Segoe UI" w:eastAsia="Segoe UI" w:cs="Segoe UI"/>
+                <w:i w:val="0"/>
+                <w:iCs w:val="0"/>
+                <w:caps w:val="0"/>
+                <w:snapToGrid w:val="0"/>
+                <w:color w:val="000000"/>
+                <w:spacing w:val="0"/>
+                <w:kern w:val="0"/>
+                <w:sz w:val="18"/>
+                <w:szCs w:val="18"/>
+                <w:lang w:val="en-US" w:eastAsia="zh-CN"/>
+              </w:rPr>
+              <w:t>能独立部署维护系统模块，分析解决常见故障，编写简单脚本提升效率。</w:t>
+            </w:r>
+          </w:p>
+        </w:tc>
+        <w:tc>
+          <w:tcPr>
+            <w:tcW w:w="0" w:type="auto"/>
+            <w:shd w:val="clear" w:color="auto" w:fill="auto"/>
+            <w:tcMar>
+              <w:top w:w="120" w:type="dxa"/>
+              <w:left w:w="192" w:type="dxa"/>
+              <w:bottom w:w="120" w:type="dxa"/>
+              <w:right w:w="0" w:type="dxa"/>
+            </w:tcMar>
+            <w:vAlign w:val="center"/>
+          </w:tcPr>
+          <w:p>
+            <w:pPr>
+              <w:keepNext w:val="0"/>
+              <w:keepLines w:val="0"/>
+              <w:widowControl/>
+              <w:suppressLineNumbers w:val="0"/>
+              <w:spacing w:line="300" w:lineRule="atLeast"/>
+              <w:jc w:val="left"/>
+              <w:rPr>
+                <w:rFonts w:hint="default" w:ascii="Segoe UI" w:hAnsi="Segoe UI" w:eastAsia="Segoe UI" w:cs="Segoe UI"/>
+                <w:i w:val="0"/>
+                <w:iCs w:val="0"/>
+                <w:caps w:val="0"/>
+                <w:color w:val="0F1115"/>
+                <w:spacing w:val="0"/>
+                <w:sz w:val="18"/>
+                <w:szCs w:val="18"/>
+              </w:rPr>
+            </w:pPr>
+            <w:r>
+              <w:rPr>
+                <w:rFonts w:hint="default" w:ascii="Segoe UI" w:hAnsi="Segoe UI" w:eastAsia="Segoe UI" w:cs="Segoe UI"/>
+                <w:i w:val="0"/>
+                <w:iCs w:val="0"/>
+                <w:caps w:val="0"/>
+                <w:snapToGrid w:val="0"/>
+                <w:color w:val="000000"/>
+                <w:spacing w:val="0"/>
+                <w:kern w:val="0"/>
+                <w:sz w:val="18"/>
+                <w:szCs w:val="18"/>
+                <w:lang w:val="en-US" w:eastAsia="zh-CN"/>
+              </w:rPr>
+              <w:t>能独立开展项目质量检查，分析一般不符合项，提出纠正措施。</w:t>
             </w:r>
           </w:p>
         </w:tc>
@@ -16945,7 +16676,7 @@
                 <w:szCs w:val="18"/>
                 <w:lang w:val="en-US" w:eastAsia="zh-CN"/>
               </w:rPr>
-              <w:t>T1初级</w:t>
+              <w:t>T3高级</w:t>
             </w:r>
           </w:p>
         </w:tc>
@@ -16994,7 +16725,7 @@
                 <w:szCs w:val="18"/>
                 <w:lang w:val="en-US" w:eastAsia="zh-CN"/>
               </w:rPr>
-              <w:t>在指导下按规程工作。</w:t>
+              <w:t>负责复杂任务/项目，能攻坚并指导他人。</w:t>
             </w:r>
           </w:p>
         </w:tc>
@@ -17043,7 +16774,7 @@
                 <w:szCs w:val="18"/>
                 <w:lang w:val="en-US" w:eastAsia="zh-CN"/>
               </w:rPr>
-              <w:t>能执行标准监控、处理预设告警、完成基础数据备份与巡检。</w:t>
+              <w:t>能主导复杂故障根因分析与性能调优，设计实施自动化方案，承担项目技术主力。</w:t>
             </w:r>
           </w:p>
         </w:tc>
@@ -17092,7 +16823,7 @@
                 <w:szCs w:val="18"/>
                 <w:lang w:val="en-US" w:eastAsia="zh-CN"/>
               </w:rPr>
-              <w:t>能按检查单执行过程审计、准确记录质量数据、管理基础文档。</w:t>
+              <w:t>能主导质量改进项目，设计关键控制点流程，协调处理客户质量投诉。</w:t>
             </w:r>
           </w:p>
         </w:tc>
@@ -17107,7 +16838,6 @@
             <w:insideH w:val="single" w:color="auto" w:sz="4" w:space="0"/>
             <w:insideV w:val="single" w:color="auto" w:sz="4" w:space="0"/>
           </w:tblBorders>
-          <w:shd w:val="clear" w:color="auto" w:fill="auto"/>
           <w:tblCellMar>
             <w:top w:w="15" w:type="dxa"/>
             <w:left w:w="15" w:type="dxa"/>
@@ -17163,7 +16893,7 @@
                 <w:szCs w:val="18"/>
                 <w:lang w:val="en-US" w:eastAsia="zh-CN"/>
               </w:rPr>
-              <w:t>T2中级</w:t>
+              <w:t>T4专家</w:t>
             </w:r>
           </w:p>
         </w:tc>
@@ -17212,7 +16942,7 @@
                 <w:szCs w:val="18"/>
                 <w:lang w:val="en-US" w:eastAsia="zh-CN"/>
               </w:rPr>
-              <w:t>独立负责模块工作，解决常见问题。</w:t>
+              <w:t>领域专家，主导关键技术方案，影响业务。</w:t>
             </w:r>
           </w:p>
         </w:tc>
@@ -17261,7 +16991,7 @@
                 <w:szCs w:val="18"/>
                 <w:lang w:val="en-US" w:eastAsia="zh-CN"/>
               </w:rPr>
-              <w:t>能独立部署维护系统模块，分析解决常见故障，编写简单脚本提升效率。</w:t>
+              <w:t>能规划运维技术架构，解决系统性技术难题，主导研发核心运维工具平台。</w:t>
             </w:r>
           </w:p>
         </w:tc>
@@ -17310,7 +17040,7 @@
                 <w:szCs w:val="18"/>
                 <w:lang w:val="en-US" w:eastAsia="zh-CN"/>
               </w:rPr>
-              <w:t>能独立开展项目质量检查，分析一般不符合项，提出纠正措施。</w:t>
+              <w:t>能优化公司级质量/应急管理体系，主导重大风险预案制定与演练，赋能团队。</w:t>
             </w:r>
           </w:p>
         </w:tc>
@@ -17325,7 +17055,6 @@
             <w:insideH w:val="single" w:color="auto" w:sz="4" w:space="0"/>
             <w:insideV w:val="single" w:color="auto" w:sz="4" w:space="0"/>
           </w:tblBorders>
-          <w:shd w:val="clear" w:color="auto" w:fill="auto"/>
           <w:tblCellMar>
             <w:top w:w="15" w:type="dxa"/>
             <w:left w:w="15" w:type="dxa"/>
@@ -17381,7 +17110,7 @@
                 <w:szCs w:val="18"/>
                 <w:lang w:val="en-US" w:eastAsia="zh-CN"/>
               </w:rPr>
-              <w:t>T3高级</w:t>
+              <w:t>T5资深专家</w:t>
             </w:r>
           </w:p>
         </w:tc>
@@ -17430,7 +17159,7 @@
                 <w:szCs w:val="18"/>
                 <w:lang w:val="en-US" w:eastAsia="zh-CN"/>
               </w:rPr>
-              <w:t>负责复杂任务/项目，能攻坚并指导他人。</w:t>
+              <w:t>公司/行业权威，定义技术方向，解决战略难题。</w:t>
             </w:r>
           </w:p>
         </w:tc>
@@ -17479,7 +17208,7 @@
                 <w:szCs w:val="18"/>
                 <w:lang w:val="en-US" w:eastAsia="zh-CN"/>
               </w:rPr>
-              <w:t>能主导复杂故障根因分析与性能调优，设计实施自动化方案，承担项目技术主力。</w:t>
+              <w:t>能定义公司运维技术战略，研究引入前沿技术，解决行业级难题，提升公司技术影响力。</w:t>
             </w:r>
           </w:p>
         </w:tc>
@@ -17528,442 +17257,6 @@
                 <w:szCs w:val="18"/>
                 <w:lang w:val="en-US" w:eastAsia="zh-CN"/>
               </w:rPr>
-              <w:t>能主导质量改进项目，设计关键控制点流程，协调处理客户质量投诉。</w:t>
-            </w:r>
-          </w:p>
-        </w:tc>
-      </w:tr>
-      <w:tr>
-        <w:tblPrEx>
-          <w:tblBorders>
-            <w:top w:val="single" w:color="auto" w:sz="4" w:space="0"/>
-            <w:left w:val="single" w:color="auto" w:sz="4" w:space="0"/>
-            <w:bottom w:val="single" w:color="auto" w:sz="4" w:space="0"/>
-            <w:right w:val="single" w:color="auto" w:sz="4" w:space="0"/>
-            <w:insideH w:val="single" w:color="auto" w:sz="4" w:space="0"/>
-            <w:insideV w:val="single" w:color="auto" w:sz="4" w:space="0"/>
-          </w:tblBorders>
-          <w:shd w:val="clear" w:color="auto" w:fill="auto"/>
-          <w:tblCellMar>
-            <w:top w:w="15" w:type="dxa"/>
-            <w:left w:w="15" w:type="dxa"/>
-            <w:bottom w:w="15" w:type="dxa"/>
-            <w:right w:w="15" w:type="dxa"/>
-          </w:tblCellMar>
-        </w:tblPrEx>
-        <w:tc>
-          <w:tcPr>
-            <w:tcW w:w="919" w:type="dxa"/>
-            <w:shd w:val="clear" w:color="auto" w:fill="auto"/>
-            <w:tcMar>
-              <w:top w:w="120" w:type="dxa"/>
-              <w:left w:w="0" w:type="dxa"/>
-              <w:bottom w:w="120" w:type="dxa"/>
-              <w:right w:w="192" w:type="dxa"/>
-            </w:tcMar>
-            <w:vAlign w:val="center"/>
-          </w:tcPr>
-          <w:p>
-            <w:pPr>
-              <w:keepNext w:val="0"/>
-              <w:keepLines w:val="0"/>
-              <w:widowControl/>
-              <w:suppressLineNumbers w:val="0"/>
-              <w:spacing w:line="300" w:lineRule="atLeast"/>
-              <w:jc w:val="left"/>
-              <w:rPr>
-                <w:rFonts w:hint="default" w:ascii="Segoe UI" w:hAnsi="Segoe UI" w:eastAsia="Segoe UI" w:cs="Segoe UI"/>
-                <w:i w:val="0"/>
-                <w:iCs w:val="0"/>
-                <w:caps w:val="0"/>
-                <w:color w:val="0F1115"/>
-                <w:spacing w:val="0"/>
-                <w:sz w:val="18"/>
-                <w:szCs w:val="18"/>
-              </w:rPr>
-            </w:pPr>
-            <w:r>
-              <w:rPr>
-                <w:rStyle w:val="23"/>
-                <w:rFonts w:hint="default" w:ascii="Segoe UI" w:hAnsi="Segoe UI" w:eastAsia="Segoe UI" w:cs="Segoe UI"/>
-                <w:b/>
-                <w:bCs/>
-                <w:i w:val="0"/>
-                <w:iCs w:val="0"/>
-                <w:caps w:val="0"/>
-                <w:snapToGrid w:val="0"/>
-                <w:color w:val="000000"/>
-                <w:spacing w:val="0"/>
-                <w:kern w:val="0"/>
-                <w:sz w:val="18"/>
-                <w:szCs w:val="18"/>
-                <w:lang w:val="en-US" w:eastAsia="zh-CN"/>
-              </w:rPr>
-              <w:t>T4专家</w:t>
-            </w:r>
-          </w:p>
-        </w:tc>
-        <w:tc>
-          <w:tcPr>
-            <w:tcW w:w="1750" w:type="dxa"/>
-            <w:shd w:val="clear" w:color="auto" w:fill="auto"/>
-            <w:tcMar>
-              <w:top w:w="120" w:type="dxa"/>
-              <w:left w:w="192" w:type="dxa"/>
-              <w:bottom w:w="120" w:type="dxa"/>
-              <w:right w:w="192" w:type="dxa"/>
-            </w:tcMar>
-            <w:vAlign w:val="center"/>
-          </w:tcPr>
-          <w:p>
-            <w:pPr>
-              <w:keepNext w:val="0"/>
-              <w:keepLines w:val="0"/>
-              <w:widowControl/>
-              <w:suppressLineNumbers w:val="0"/>
-              <w:spacing w:line="300" w:lineRule="atLeast"/>
-              <w:jc w:val="left"/>
-              <w:rPr>
-                <w:rFonts w:hint="default" w:ascii="Segoe UI" w:hAnsi="Segoe UI" w:eastAsia="Segoe UI" w:cs="Segoe UI"/>
-                <w:i w:val="0"/>
-                <w:iCs w:val="0"/>
-                <w:caps w:val="0"/>
-                <w:color w:val="0F1115"/>
-                <w:spacing w:val="0"/>
-                <w:sz w:val="18"/>
-                <w:szCs w:val="18"/>
-              </w:rPr>
-            </w:pPr>
-            <w:r>
-              <w:rPr>
-                <w:rFonts w:hint="default" w:ascii="Segoe UI" w:hAnsi="Segoe UI" w:eastAsia="Segoe UI" w:cs="Segoe UI"/>
-                <w:i w:val="0"/>
-                <w:iCs w:val="0"/>
-                <w:caps w:val="0"/>
-                <w:snapToGrid w:val="0"/>
-                <w:color w:val="000000"/>
-                <w:spacing w:val="0"/>
-                <w:kern w:val="0"/>
-                <w:sz w:val="18"/>
-                <w:szCs w:val="18"/>
-                <w:lang w:val="en-US" w:eastAsia="zh-CN"/>
-              </w:rPr>
-              <w:t>领域专家，主导关键技术方案，影响业务。</w:t>
-            </w:r>
-          </w:p>
-        </w:tc>
-        <w:tc>
-          <w:tcPr>
-            <w:tcW w:w="0" w:type="auto"/>
-            <w:shd w:val="clear" w:color="auto" w:fill="auto"/>
-            <w:tcMar>
-              <w:top w:w="120" w:type="dxa"/>
-              <w:left w:w="192" w:type="dxa"/>
-              <w:bottom w:w="120" w:type="dxa"/>
-              <w:right w:w="192" w:type="dxa"/>
-            </w:tcMar>
-            <w:vAlign w:val="center"/>
-          </w:tcPr>
-          <w:p>
-            <w:pPr>
-              <w:keepNext w:val="0"/>
-              <w:keepLines w:val="0"/>
-              <w:widowControl/>
-              <w:suppressLineNumbers w:val="0"/>
-              <w:spacing w:line="300" w:lineRule="atLeast"/>
-              <w:jc w:val="left"/>
-              <w:rPr>
-                <w:rFonts w:hint="default" w:ascii="Segoe UI" w:hAnsi="Segoe UI" w:eastAsia="Segoe UI" w:cs="Segoe UI"/>
-                <w:i w:val="0"/>
-                <w:iCs w:val="0"/>
-                <w:caps w:val="0"/>
-                <w:color w:val="0F1115"/>
-                <w:spacing w:val="0"/>
-                <w:sz w:val="18"/>
-                <w:szCs w:val="18"/>
-              </w:rPr>
-            </w:pPr>
-            <w:r>
-              <w:rPr>
-                <w:rFonts w:hint="default" w:ascii="Segoe UI" w:hAnsi="Segoe UI" w:eastAsia="Segoe UI" w:cs="Segoe UI"/>
-                <w:i w:val="0"/>
-                <w:iCs w:val="0"/>
-                <w:caps w:val="0"/>
-                <w:snapToGrid w:val="0"/>
-                <w:color w:val="000000"/>
-                <w:spacing w:val="0"/>
-                <w:kern w:val="0"/>
-                <w:sz w:val="18"/>
-                <w:szCs w:val="18"/>
-                <w:lang w:val="en-US" w:eastAsia="zh-CN"/>
-              </w:rPr>
-              <w:t>能规划运维技术架构，解决系统性技术难题，主导研发核心运维工具平台。</w:t>
-            </w:r>
-          </w:p>
-        </w:tc>
-        <w:tc>
-          <w:tcPr>
-            <w:tcW w:w="0" w:type="auto"/>
-            <w:shd w:val="clear" w:color="auto" w:fill="auto"/>
-            <w:tcMar>
-              <w:top w:w="120" w:type="dxa"/>
-              <w:left w:w="192" w:type="dxa"/>
-              <w:bottom w:w="120" w:type="dxa"/>
-              <w:right w:w="0" w:type="dxa"/>
-            </w:tcMar>
-            <w:vAlign w:val="center"/>
-          </w:tcPr>
-          <w:p>
-            <w:pPr>
-              <w:keepNext w:val="0"/>
-              <w:keepLines w:val="0"/>
-              <w:widowControl/>
-              <w:suppressLineNumbers w:val="0"/>
-              <w:spacing w:line="300" w:lineRule="atLeast"/>
-              <w:jc w:val="left"/>
-              <w:rPr>
-                <w:rFonts w:hint="default" w:ascii="Segoe UI" w:hAnsi="Segoe UI" w:eastAsia="Segoe UI" w:cs="Segoe UI"/>
-                <w:i w:val="0"/>
-                <w:iCs w:val="0"/>
-                <w:caps w:val="0"/>
-                <w:color w:val="0F1115"/>
-                <w:spacing w:val="0"/>
-                <w:sz w:val="18"/>
-                <w:szCs w:val="18"/>
-              </w:rPr>
-            </w:pPr>
-            <w:r>
-              <w:rPr>
-                <w:rFonts w:hint="default" w:ascii="Segoe UI" w:hAnsi="Segoe UI" w:eastAsia="Segoe UI" w:cs="Segoe UI"/>
-                <w:i w:val="0"/>
-                <w:iCs w:val="0"/>
-                <w:caps w:val="0"/>
-                <w:snapToGrid w:val="0"/>
-                <w:color w:val="000000"/>
-                <w:spacing w:val="0"/>
-                <w:kern w:val="0"/>
-                <w:sz w:val="18"/>
-                <w:szCs w:val="18"/>
-                <w:lang w:val="en-US" w:eastAsia="zh-CN"/>
-              </w:rPr>
-              <w:t>能优化公司级质量/应急管理体系，主导重大风险预案制定与演练，赋能团队。</w:t>
-            </w:r>
-          </w:p>
-        </w:tc>
-      </w:tr>
-      <w:tr>
-        <w:tblPrEx>
-          <w:tblBorders>
-            <w:top w:val="single" w:color="auto" w:sz="4" w:space="0"/>
-            <w:left w:val="single" w:color="auto" w:sz="4" w:space="0"/>
-            <w:bottom w:val="single" w:color="auto" w:sz="4" w:space="0"/>
-            <w:right w:val="single" w:color="auto" w:sz="4" w:space="0"/>
-            <w:insideH w:val="single" w:color="auto" w:sz="4" w:space="0"/>
-            <w:insideV w:val="single" w:color="auto" w:sz="4" w:space="0"/>
-          </w:tblBorders>
-          <w:shd w:val="clear" w:color="auto" w:fill="auto"/>
-          <w:tblCellMar>
-            <w:top w:w="15" w:type="dxa"/>
-            <w:left w:w="15" w:type="dxa"/>
-            <w:bottom w:w="15" w:type="dxa"/>
-            <w:right w:w="15" w:type="dxa"/>
-          </w:tblCellMar>
-        </w:tblPrEx>
-        <w:tc>
-          <w:tcPr>
-            <w:tcW w:w="919" w:type="dxa"/>
-            <w:shd w:val="clear" w:color="auto" w:fill="auto"/>
-            <w:tcMar>
-              <w:top w:w="120" w:type="dxa"/>
-              <w:left w:w="0" w:type="dxa"/>
-              <w:bottom w:w="120" w:type="dxa"/>
-              <w:right w:w="192" w:type="dxa"/>
-            </w:tcMar>
-            <w:vAlign w:val="center"/>
-          </w:tcPr>
-          <w:p>
-            <w:pPr>
-              <w:keepNext w:val="0"/>
-              <w:keepLines w:val="0"/>
-              <w:widowControl/>
-              <w:suppressLineNumbers w:val="0"/>
-              <w:spacing w:line="300" w:lineRule="atLeast"/>
-              <w:jc w:val="left"/>
-              <w:rPr>
-                <w:rFonts w:hint="default" w:ascii="Segoe UI" w:hAnsi="Segoe UI" w:eastAsia="Segoe UI" w:cs="Segoe UI"/>
-                <w:i w:val="0"/>
-                <w:iCs w:val="0"/>
-                <w:caps w:val="0"/>
-                <w:color w:val="0F1115"/>
-                <w:spacing w:val="0"/>
-                <w:sz w:val="18"/>
-                <w:szCs w:val="18"/>
-              </w:rPr>
-            </w:pPr>
-            <w:r>
-              <w:rPr>
-                <w:rStyle w:val="23"/>
-                <w:rFonts w:hint="default" w:ascii="Segoe UI" w:hAnsi="Segoe UI" w:eastAsia="Segoe UI" w:cs="Segoe UI"/>
-                <w:b/>
-                <w:bCs/>
-                <w:i w:val="0"/>
-                <w:iCs w:val="0"/>
-                <w:caps w:val="0"/>
-                <w:snapToGrid w:val="0"/>
-                <w:color w:val="000000"/>
-                <w:spacing w:val="0"/>
-                <w:kern w:val="0"/>
-                <w:sz w:val="18"/>
-                <w:szCs w:val="18"/>
-                <w:lang w:val="en-US" w:eastAsia="zh-CN"/>
-              </w:rPr>
-              <w:t>T5资深专家</w:t>
-            </w:r>
-          </w:p>
-        </w:tc>
-        <w:tc>
-          <w:tcPr>
-            <w:tcW w:w="1750" w:type="dxa"/>
-            <w:shd w:val="clear" w:color="auto" w:fill="auto"/>
-            <w:tcMar>
-              <w:top w:w="120" w:type="dxa"/>
-              <w:left w:w="192" w:type="dxa"/>
-              <w:bottom w:w="120" w:type="dxa"/>
-              <w:right w:w="192" w:type="dxa"/>
-            </w:tcMar>
-            <w:vAlign w:val="center"/>
-          </w:tcPr>
-          <w:p>
-            <w:pPr>
-              <w:keepNext w:val="0"/>
-              <w:keepLines w:val="0"/>
-              <w:widowControl/>
-              <w:suppressLineNumbers w:val="0"/>
-              <w:spacing w:line="300" w:lineRule="atLeast"/>
-              <w:jc w:val="left"/>
-              <w:rPr>
-                <w:rFonts w:hint="default" w:ascii="Segoe UI" w:hAnsi="Segoe UI" w:eastAsia="Segoe UI" w:cs="Segoe UI"/>
-                <w:i w:val="0"/>
-                <w:iCs w:val="0"/>
-                <w:caps w:val="0"/>
-                <w:color w:val="0F1115"/>
-                <w:spacing w:val="0"/>
-                <w:sz w:val="18"/>
-                <w:szCs w:val="18"/>
-              </w:rPr>
-            </w:pPr>
-            <w:r>
-              <w:rPr>
-                <w:rFonts w:hint="default" w:ascii="Segoe UI" w:hAnsi="Segoe UI" w:eastAsia="Segoe UI" w:cs="Segoe UI"/>
-                <w:i w:val="0"/>
-                <w:iCs w:val="0"/>
-                <w:caps w:val="0"/>
-                <w:snapToGrid w:val="0"/>
-                <w:color w:val="000000"/>
-                <w:spacing w:val="0"/>
-                <w:kern w:val="0"/>
-                <w:sz w:val="18"/>
-                <w:szCs w:val="18"/>
-                <w:lang w:val="en-US" w:eastAsia="zh-CN"/>
-              </w:rPr>
-              <w:t>公司/行业权威，定义技术方向，解决战略难题。</w:t>
-            </w:r>
-          </w:p>
-        </w:tc>
-        <w:tc>
-          <w:tcPr>
-            <w:tcW w:w="0" w:type="auto"/>
-            <w:shd w:val="clear" w:color="auto" w:fill="auto"/>
-            <w:tcMar>
-              <w:top w:w="120" w:type="dxa"/>
-              <w:left w:w="192" w:type="dxa"/>
-              <w:bottom w:w="120" w:type="dxa"/>
-              <w:right w:w="192" w:type="dxa"/>
-            </w:tcMar>
-            <w:vAlign w:val="center"/>
-          </w:tcPr>
-          <w:p>
-            <w:pPr>
-              <w:keepNext w:val="0"/>
-              <w:keepLines w:val="0"/>
-              <w:widowControl/>
-              <w:suppressLineNumbers w:val="0"/>
-              <w:spacing w:line="300" w:lineRule="atLeast"/>
-              <w:jc w:val="left"/>
-              <w:rPr>
-                <w:rFonts w:hint="default" w:ascii="Segoe UI" w:hAnsi="Segoe UI" w:eastAsia="Segoe UI" w:cs="Segoe UI"/>
-                <w:i w:val="0"/>
-                <w:iCs w:val="0"/>
-                <w:caps w:val="0"/>
-                <w:color w:val="0F1115"/>
-                <w:spacing w:val="0"/>
-                <w:sz w:val="18"/>
-                <w:szCs w:val="18"/>
-              </w:rPr>
-            </w:pPr>
-            <w:r>
-              <w:rPr>
-                <w:rFonts w:hint="default" w:ascii="Segoe UI" w:hAnsi="Segoe UI" w:eastAsia="Segoe UI" w:cs="Segoe UI"/>
-                <w:i w:val="0"/>
-                <w:iCs w:val="0"/>
-                <w:caps w:val="0"/>
-                <w:snapToGrid w:val="0"/>
-                <w:color w:val="000000"/>
-                <w:spacing w:val="0"/>
-                <w:kern w:val="0"/>
-                <w:sz w:val="18"/>
-                <w:szCs w:val="18"/>
-                <w:lang w:val="en-US" w:eastAsia="zh-CN"/>
-              </w:rPr>
-              <w:t>能定义公司运维技术战略，研究引入前沿技术，解决行业级难题，提升公司技术影响力。</w:t>
-            </w:r>
-          </w:p>
-        </w:tc>
-        <w:tc>
-          <w:tcPr>
-            <w:tcW w:w="0" w:type="auto"/>
-            <w:shd w:val="clear" w:color="auto" w:fill="auto"/>
-            <w:tcMar>
-              <w:top w:w="120" w:type="dxa"/>
-              <w:left w:w="192" w:type="dxa"/>
-              <w:bottom w:w="120" w:type="dxa"/>
-              <w:right w:w="0" w:type="dxa"/>
-            </w:tcMar>
-            <w:vAlign w:val="center"/>
-          </w:tcPr>
-          <w:p>
-            <w:pPr>
-              <w:keepNext w:val="0"/>
-              <w:keepLines w:val="0"/>
-              <w:widowControl/>
-              <w:suppressLineNumbers w:val="0"/>
-              <w:spacing w:line="300" w:lineRule="atLeast"/>
-              <w:jc w:val="left"/>
-              <w:rPr>
-                <w:rFonts w:hint="default" w:ascii="Segoe UI" w:hAnsi="Segoe UI" w:eastAsia="Segoe UI" w:cs="Segoe UI"/>
-                <w:i w:val="0"/>
-                <w:iCs w:val="0"/>
-                <w:caps w:val="0"/>
-                <w:color w:val="0F1115"/>
-                <w:spacing w:val="0"/>
-                <w:sz w:val="18"/>
-                <w:szCs w:val="18"/>
-              </w:rPr>
-            </w:pPr>
-            <w:r>
-              <w:rPr>
-                <w:rFonts w:hint="default" w:ascii="Segoe UI" w:hAnsi="Segoe UI" w:eastAsia="Segoe UI" w:cs="Segoe UI"/>
-                <w:i w:val="0"/>
-                <w:iCs w:val="0"/>
-                <w:caps w:val="0"/>
-                <w:snapToGrid w:val="0"/>
-                <w:color w:val="000000"/>
-                <w:spacing w:val="0"/>
-                <w:kern w:val="0"/>
-                <w:sz w:val="18"/>
-                <w:szCs w:val="18"/>
-                <w:lang w:val="en-US" w:eastAsia="zh-CN"/>
-              </w:rPr>
               <w:t>能定义公司质量与风控战略，构建行业最佳实践，代表公司参与标准制定。</w:t>
             </w:r>
           </w:p>
@@ -17979,7 +17272,7 @@
           <w:lang w:val="en-US" w:eastAsia="zh-CN"/>
         </w:rPr>
       </w:pPr>
-      <w:bookmarkStart w:id="28" w:name="_Toc8705"/>
+      <w:bookmarkStart w:id="30" w:name="_Toc3808"/>
       <w:r>
         <w:rPr>
           <w:rFonts w:hint="default"/>
@@ -17987,7 +17280,7 @@
         </w:rPr>
         <w:t>评定周期</w:t>
       </w:r>
-      <w:bookmarkEnd w:id="28"/>
+      <w:bookmarkEnd w:id="30"/>
     </w:p>
     <w:p>
       <w:pPr>
@@ -18044,7 +17337,7 @@
           <w:lang w:val="en-US" w:eastAsia="zh-CN"/>
         </w:rPr>
       </w:pPr>
-      <w:bookmarkStart w:id="29" w:name="_Toc21371"/>
+      <w:bookmarkStart w:id="31" w:name="_Toc12028"/>
       <w:r>
         <w:rPr>
           <w:rFonts w:hint="default"/>
@@ -18052,7 +17345,7 @@
         </w:rPr>
         <w:t>评定方法与实施</w:t>
       </w:r>
-      <w:bookmarkEnd w:id="29"/>
+      <w:bookmarkEnd w:id="31"/>
     </w:p>
     <w:p>
       <w:pPr>
@@ -18160,8 +17453,6 @@
         </w:rPr>
         <w:t>0%）：知识体系的深度与广度，解决复杂、不确定性问题的逻辑与方法论。</w:t>
       </w:r>
-      <w:bookmarkStart w:id="30" w:name="_GoBack"/>
-      <w:bookmarkEnd w:id="30"/>
     </w:p>
     <w:p>
       <w:pPr>
